--- a/assets/downloads/simulation-31/instructions-for-all-eps.docx
+++ b/assets/downloads/simulation-31/instructions-for-all-eps.docx
@@ -13,18 +13,15 @@
           <w:szCs w:val="24"/>
         </w:rPr>
       </w:pPr>
-      <w:bookmarkStart w:id="285" w:name="_Hlk217057501"/>
-      <w:bookmarkEnd w:id="284"/>
-      <w:r>
-        <w:rPr>
-          <w:rFonts w:ascii="Aptos" w:hAnsi="Aptos" w:cs="Aptos" w:eastAsia="Aptos"/>
-          <w:color w:val="000000"/>
-          <w:sz w:val="40"/>
-          <w:szCs w:val="40"/>
+      <w:bookmarkStart w:id="0" w:name="_Hlk217057501"/>
+      <w:r>
+        <w:rPr>
+          <w:rFonts w:ascii="Aptos" w:eastAsia="Aptos" w:hAnsi="Aptos" w:cs="Aptos"/>
+          <w:color w:val="000000"/>
         </w:rPr>
         <w:t>Instructions for Embedded Personnel</w:t>
       </w:r>
-      <w:bookmarkEnd w:id="285"/>
+      <w:bookmarkEnd w:id="0"/>
     </w:p>
     <w:p>
       <w:pPr>
@@ -38,7 +35,6 @@
       </w:pPr>
       <w:r>
         <w:rPr>
-          <w:rFonts w:ascii="Aptos" w:hAnsi="Aptos" w:cs="Aptos" w:eastAsia="Aptos"/>
           <w:color w:val="000000"/>
           <w:sz w:val="24"/>
           <w:szCs w:val="24"/>
@@ -47,7 +43,6 @@
       </w:r>
       <w:r>
         <w:rPr>
-          <w:rFonts w:ascii="Aptos" w:hAnsi="Aptos" w:cs="Aptos" w:eastAsia="Aptos"/>
           <w:color w:val="000000"/>
           <w:sz w:val="24"/>
           <w:szCs w:val="24"/>
@@ -56,7 +51,6 @@
       </w:r>
       <w:r>
         <w:rPr>
-          <w:rFonts w:ascii="Aptos" w:hAnsi="Aptos" w:cs="Aptos" w:eastAsia="Aptos"/>
           <w:color w:val="000000"/>
           <w:sz w:val="24"/>
           <w:szCs w:val="24"/>
@@ -65,7 +59,6 @@
       </w:r>
       <w:r>
         <w:rPr>
-          <w:rFonts w:ascii="Aptos" w:hAnsi="Aptos" w:cs="Aptos" w:eastAsia="Aptos"/>
           <w:color w:val="000000"/>
           <w:sz w:val="24"/>
           <w:szCs w:val="24"/>
@@ -74,7 +67,6 @@
       </w:r>
       <w:r>
         <w:rPr>
-          <w:rFonts w:ascii="Aptos" w:hAnsi="Aptos" w:cs="Aptos" w:eastAsia="Aptos"/>
           <w:color w:val="000000"/>
           <w:sz w:val="24"/>
           <w:szCs w:val="24"/>
@@ -83,7 +75,6 @@
       </w:r>
       <w:r>
         <w:rPr>
-          <w:rFonts w:ascii="Aptos" w:hAnsi="Aptos" w:cs="Aptos" w:eastAsia="Aptos"/>
           <w:color w:val="000000"/>
           <w:sz w:val="24"/>
           <w:szCs w:val="24"/>
@@ -92,7 +83,6 @@
       </w:r>
       <w:r>
         <w:rPr>
-          <w:rFonts w:ascii="Aptos" w:hAnsi="Aptos" w:cs="Aptos" w:eastAsia="Aptos"/>
           <w:color w:val="000000"/>
           <w:sz w:val="24"/>
           <w:szCs w:val="24"/>
@@ -101,7 +91,6 @@
       </w:r>
       <w:r>
         <w:rPr>
-          <w:rFonts w:ascii="Aptos" w:hAnsi="Aptos" w:cs="Aptos" w:eastAsia="Aptos"/>
           <w:color w:val="000000"/>
           <w:sz w:val="24"/>
           <w:szCs w:val="24"/>
@@ -110,7 +99,6 @@
       </w:r>
       <w:r>
         <w:rPr>
-          <w:rFonts w:ascii="Aptos" w:hAnsi="Aptos" w:cs="Aptos" w:eastAsia="Aptos"/>
           <w:color w:val="000000"/>
           <w:sz w:val="24"/>
           <w:szCs w:val="24"/>
@@ -119,7 +107,6 @@
       </w:r>
       <w:r>
         <w:rPr>
-          <w:rFonts w:ascii="Aptos" w:hAnsi="Aptos" w:cs="Aptos" w:eastAsia="Aptos"/>
           <w:color w:val="000000"/>
           <w:sz w:val="24"/>
           <w:szCs w:val="24"/>
@@ -128,7 +115,6 @@
       </w:r>
       <w:r>
         <w:rPr>
-          <w:rFonts w:ascii="Aptos" w:hAnsi="Aptos" w:cs="Aptos" w:eastAsia="Aptos"/>
           <w:color w:val="000000"/>
           <w:sz w:val="24"/>
           <w:szCs w:val="24"/>
@@ -137,7 +123,6 @@
       </w:r>
       <w:r>
         <w:rPr>
-          <w:rFonts w:ascii="Aptos" w:hAnsi="Aptos" w:cs="Aptos" w:eastAsia="Aptos"/>
           <w:color w:val="000000"/>
           <w:sz w:val="24"/>
           <w:szCs w:val="24"/>
@@ -146,7 +131,6 @@
       </w:r>
       <w:r>
         <w:rPr>
-          <w:rFonts w:ascii="Aptos" w:hAnsi="Aptos" w:cs="Aptos" w:eastAsia="Aptos"/>
           <w:color w:val="000000"/>
           <w:sz w:val="24"/>
           <w:szCs w:val="24"/>
@@ -155,7 +139,6 @@
       </w:r>
       <w:r>
         <w:rPr>
-          <w:rFonts w:ascii="Aptos" w:hAnsi="Aptos" w:cs="Aptos" w:eastAsia="Aptos"/>
           <w:color w:val="000000"/>
           <w:sz w:val="24"/>
           <w:szCs w:val="24"/>
@@ -175,7 +158,6 @@
       </w:pPr>
       <w:r>
         <w:rPr>
-          <w:rFonts w:ascii="Aptos" w:hAnsi="Aptos" w:cs="Aptos" w:eastAsia="Aptos"/>
           <w:color w:val="000000"/>
           <w:sz w:val="24"/>
           <w:szCs w:val="24"/>
@@ -184,7 +166,6 @@
       </w:r>
       <w:r>
         <w:rPr>
-          <w:rFonts w:ascii="Aptos" w:hAnsi="Aptos" w:cs="Aptos" w:eastAsia="Aptos"/>
           <w:color w:val="000000"/>
           <w:sz w:val="24"/>
           <w:szCs w:val="24"/>
@@ -193,7 +174,6 @@
       </w:r>
       <w:r>
         <w:rPr>
-          <w:rFonts w:ascii="Aptos" w:hAnsi="Aptos" w:cs="Aptos" w:eastAsia="Aptos"/>
           <w:color w:val="000000"/>
           <w:sz w:val="24"/>
           <w:szCs w:val="24"/>
@@ -213,7 +193,6 @@
       </w:pPr>
       <w:r>
         <w:rPr>
-          <w:rFonts w:ascii="Aptos" w:hAnsi="Aptos" w:cs="Aptos" w:eastAsia="Aptos"/>
           <w:color w:val="000000"/>
           <w:sz w:val="24"/>
           <w:szCs w:val="24"/>
@@ -222,7 +201,6 @@
       </w:r>
       <w:r>
         <w:rPr>
-          <w:rFonts w:ascii="Aptos" w:hAnsi="Aptos" w:cs="Aptos" w:eastAsia="Aptos"/>
           <w:color w:val="000000"/>
           <w:sz w:val="24"/>
           <w:szCs w:val="24"/>
@@ -231,7 +209,6 @@
       </w:r>
       <w:r>
         <w:rPr>
-          <w:rFonts w:ascii="Aptos" w:hAnsi="Aptos" w:cs="Aptos" w:eastAsia="Aptos"/>
           <w:color w:val="000000"/>
           <w:sz w:val="24"/>
           <w:szCs w:val="24"/>
@@ -240,7 +217,6 @@
       </w:r>
       <w:r>
         <w:rPr>
-          <w:rFonts w:ascii="Aptos" w:hAnsi="Aptos" w:cs="Aptos" w:eastAsia="Aptos"/>
           <w:color w:val="000000"/>
           <w:sz w:val="24"/>
           <w:szCs w:val="24"/>
@@ -249,7 +225,6 @@
       </w:r>
       <w:r>
         <w:rPr>
-          <w:rFonts w:ascii="Aptos" w:hAnsi="Aptos" w:cs="Aptos" w:eastAsia="Aptos"/>
           <w:color w:val="000000"/>
           <w:sz w:val="24"/>
           <w:szCs w:val="24"/>
@@ -258,7 +233,6 @@
       </w:r>
       <w:r>
         <w:rPr>
-          <w:rFonts w:ascii="Aptos" w:hAnsi="Aptos" w:cs="Aptos" w:eastAsia="Aptos"/>
           <w:color w:val="000000"/>
           <w:sz w:val="24"/>
           <w:szCs w:val="24"/>
@@ -267,7 +241,6 @@
       </w:r>
       <w:r>
         <w:rPr>
-          <w:rFonts w:ascii="Aptos" w:hAnsi="Aptos" w:cs="Aptos" w:eastAsia="Aptos"/>
           <w:color w:val="000000"/>
           <w:sz w:val="24"/>
           <w:szCs w:val="24"/>
@@ -276,7 +249,6 @@
       </w:r>
       <w:r>
         <w:rPr>
-          <w:rFonts w:ascii="Aptos" w:hAnsi="Aptos" w:cs="Aptos" w:eastAsia="Aptos"/>
           <w:color w:val="000000"/>
           <w:sz w:val="24"/>
           <w:szCs w:val="24"/>
@@ -285,7 +257,6 @@
       </w:r>
       <w:r>
         <w:rPr>
-          <w:rFonts w:ascii="Aptos" w:hAnsi="Aptos" w:cs="Aptos" w:eastAsia="Aptos"/>
           <w:color w:val="000000"/>
           <w:sz w:val="24"/>
           <w:szCs w:val="24"/>
@@ -294,7 +265,6 @@
       </w:r>
       <w:r>
         <w:rPr>
-          <w:rFonts w:ascii="Aptos" w:hAnsi="Aptos" w:cs="Aptos" w:eastAsia="Aptos"/>
           <w:color w:val="000000"/>
           <w:sz w:val="24"/>
           <w:szCs w:val="24"/>
@@ -303,7 +273,6 @@
       </w:r>
       <w:r>
         <w:rPr>
-          <w:rFonts w:ascii="Aptos" w:hAnsi="Aptos" w:cs="Aptos" w:eastAsia="Aptos"/>
           <w:color w:val="000000"/>
           <w:sz w:val="24"/>
           <w:szCs w:val="24"/>
@@ -324,30 +293,13 @@
           <w:color w:val="000000"/>
           <w:sz w:val="24"/>
           <w:szCs w:val="24"/>
-          <w:rPrChange w:id="286" w:author="Anna Seaman" w:date="2026-08-11T17:40:00Z" w16du:dateUtc="2026-08-11T22:40:00Z">
-            <w:rPr/>
-          </w:rPrChange>
-        </w:rPr>
-        <w:pPrChange w:id="287" w:author="Anna Seaman" w:date="2026-08-11T17:40:00Z" w16du:dateUtc="2026-08-11T22:40:00Z">
-          <w:pPr>
-            <w:pStyle w:val="ListParagraph"/>
-            <w:numPr>
-              <w:numId w:val="8"/>
-            </w:numPr>
-            <w:spacing w:after="0" w:line="480" w:lineRule="auto"/>
-            <w:ind w:left="0"/>
-          </w:pPr>
-        </w:pPrChange>
-      </w:pPr>
-      <w:r>
-        <w:rPr>
-          <w:rFonts w:ascii="Aptos" w:hAnsi="Aptos" w:cs="Aptos" w:eastAsia="Aptos"/>
-          <w:color w:val="000000"/>
-          <w:sz w:val="24"/>
-          <w:szCs w:val="24"/>
-          <w:rPrChange w:id="288" w:author="Anna Seaman" w:date="2026-08-11T17:40:00Z" w16du:dateUtc="2026-08-11T22:40:00Z">
-            <w:rPr/>
-          </w:rPrChange>
+        </w:rPr>
+      </w:pPr>
+      <w:r>
+        <w:rPr>
+          <w:color w:val="000000"/>
+          <w:sz w:val="24"/>
+          <w:szCs w:val="24"/>
         </w:rPr>
         <w:t>What can I do to heal faster from an injury?</w:t>
       </w:r>
@@ -365,30 +317,13 @@
           <w:color w:val="000000"/>
           <w:sz w:val="24"/>
           <w:szCs w:val="24"/>
-          <w:rPrChange w:id="289" w:author="Anna Seaman" w:date="2026-08-11T17:40:00Z" w16du:dateUtc="2026-08-11T22:40:00Z">
-            <w:rPr/>
-          </w:rPrChange>
-        </w:rPr>
-        <w:pPrChange w:id="290" w:author="Anna Seaman" w:date="2026-08-11T17:40:00Z" w16du:dateUtc="2026-08-11T22:40:00Z">
-          <w:pPr>
-            <w:pStyle w:val="ListParagraph"/>
-            <w:numPr>
-              <w:numId w:val="8"/>
-            </w:numPr>
-            <w:spacing w:after="0" w:line="480" w:lineRule="auto"/>
-            <w:ind w:left="0"/>
-          </w:pPr>
-        </w:pPrChange>
-      </w:pPr>
-      <w:r>
-        <w:rPr>
-          <w:rFonts w:ascii="Aptos" w:hAnsi="Aptos" w:cs="Aptos" w:eastAsia="Aptos"/>
-          <w:color w:val="000000"/>
-          <w:sz w:val="24"/>
-          <w:szCs w:val="24"/>
-          <w:rPrChange w:id="291" w:author="Anna Seaman" w:date="2026-08-11T17:40:00Z" w16du:dateUtc="2026-08-11T22:40:00Z">
-            <w:rPr/>
-          </w:rPrChange>
+        </w:rPr>
+      </w:pPr>
+      <w:r>
+        <w:rPr>
+          <w:color w:val="000000"/>
+          <w:sz w:val="24"/>
+          <w:szCs w:val="24"/>
         </w:rPr>
         <w:t>What is the process for me to go through to get back to playing after an injury?</w:t>
       </w:r>
@@ -406,30 +341,13 @@
           <w:color w:val="000000"/>
           <w:sz w:val="24"/>
           <w:szCs w:val="24"/>
-          <w:rPrChange w:id="292" w:author="Anna Seaman" w:date="2026-08-11T17:40:00Z" w16du:dateUtc="2026-08-11T22:40:00Z">
-            <w:rPr/>
-          </w:rPrChange>
-        </w:rPr>
-        <w:pPrChange w:id="293" w:author="Anna Seaman" w:date="2026-08-11T17:40:00Z" w16du:dateUtc="2026-08-11T22:40:00Z">
-          <w:pPr>
-            <w:pStyle w:val="ListParagraph"/>
-            <w:numPr>
-              <w:numId w:val="8"/>
-            </w:numPr>
-            <w:spacing w:after="0" w:line="480" w:lineRule="auto"/>
-            <w:ind w:left="0"/>
-          </w:pPr>
-        </w:pPrChange>
-      </w:pPr>
-      <w:r>
-        <w:rPr>
-          <w:rFonts w:ascii="Aptos" w:hAnsi="Aptos" w:cs="Aptos" w:eastAsia="Aptos"/>
-          <w:color w:val="000000"/>
-          <w:sz w:val="24"/>
-          <w:szCs w:val="24"/>
-          <w:rPrChange w:id="294" w:author="Anna Seaman" w:date="2026-08-11T17:40:00Z" w16du:dateUtc="2026-08-11T22:40:00Z">
-            <w:rPr/>
-          </w:rPrChange>
+        </w:rPr>
+      </w:pPr>
+      <w:r>
+        <w:rPr>
+          <w:color w:val="000000"/>
+          <w:sz w:val="24"/>
+          <w:szCs w:val="24"/>
         </w:rPr>
         <w:t>How much caffeine is too much before a game?</w:t>
       </w:r>
@@ -447,54 +365,29 @@
           <w:color w:val="000000"/>
           <w:sz w:val="24"/>
           <w:szCs w:val="24"/>
-          <w:rPrChange w:id="295" w:author="Anna Seaman" w:date="2026-08-11T17:40:00Z" w16du:dateUtc="2026-08-11T22:40:00Z">
-            <w:rPr/>
-          </w:rPrChange>
-        </w:rPr>
-        <w:pPrChange w:id="296" w:author="Anna Seaman" w:date="2026-08-11T17:40:00Z" w16du:dateUtc="2026-08-11T22:40:00Z">
-          <w:pPr>
-            <w:pStyle w:val="ListParagraph"/>
-            <w:numPr>
-              <w:numId w:val="8"/>
-            </w:numPr>
-            <w:spacing w:after="0" w:line="480" w:lineRule="auto"/>
-            <w:ind w:left="0"/>
-          </w:pPr>
-        </w:pPrChange>
-      </w:pPr>
-      <w:r>
-        <w:rPr>
-          <w:rFonts w:ascii="Aptos" w:hAnsi="Aptos" w:cs="Aptos" w:eastAsia="Aptos"/>
-          <w:color w:val="000000"/>
-          <w:sz w:val="24"/>
-          <w:szCs w:val="24"/>
-          <w:rPrChange w:id="297" w:author="Anna Seaman" w:date="2026-08-11T17:40:00Z" w16du:dateUtc="2026-08-11T22:40:00Z">
-            <w:rPr/>
-          </w:rPrChange>
+        </w:rPr>
+      </w:pPr>
+      <w:r>
+        <w:rPr>
+          <w:color w:val="000000"/>
+          <w:sz w:val="24"/>
+          <w:szCs w:val="24"/>
         </w:rPr>
         <w:t xml:space="preserve">When should I come </w:t>
       </w:r>
       <w:r>
         <w:rPr>
-          <w:rFonts w:ascii="Aptos" w:hAnsi="Aptos" w:cs="Aptos" w:eastAsia="Aptos"/>
-          <w:color w:val="000000"/>
-          <w:sz w:val="24"/>
-          <w:szCs w:val="24"/>
-          <w:rPrChange w:id="298" w:author="Anna Seaman" w:date="2026-08-11T17:40:00Z" w16du:dateUtc="2026-08-11T22:40:00Z">
-            <w:rPr/>
-          </w:rPrChange>
+          <w:color w:val="000000"/>
+          <w:sz w:val="24"/>
+          <w:szCs w:val="24"/>
         </w:rPr>
         <w:t xml:space="preserve">to </w:t>
       </w:r>
       <w:r>
         <w:rPr>
-          <w:rFonts w:ascii="Aptos" w:hAnsi="Aptos" w:cs="Aptos" w:eastAsia="Aptos"/>
-          <w:color w:val="000000"/>
-          <w:sz w:val="24"/>
-          <w:szCs w:val="24"/>
-          <w:rPrChange w:id="299" w:author="Anna Seaman" w:date="2026-08-11T17:40:00Z" w16du:dateUtc="2026-08-11T22:40:00Z">
-            <w:rPr/>
-          </w:rPrChange>
+          <w:color w:val="000000"/>
+          <w:sz w:val="24"/>
+          <w:szCs w:val="24"/>
         </w:rPr>
         <w:t>see you if I am injured?</w:t>
       </w:r>
@@ -511,7 +404,6 @@
       </w:pPr>
       <w:r>
         <w:rPr>
-          <w:rFonts w:ascii="Aptos" w:hAnsi="Aptos" w:cs="Aptos" w:eastAsia="Aptos"/>
           <w:color w:val="000000"/>
           <w:sz w:val="24"/>
           <w:szCs w:val="24"/>
@@ -520,7 +412,6 @@
       </w:r>
       <w:r>
         <w:rPr>
-          <w:rFonts w:ascii="Aptos" w:hAnsi="Aptos" w:cs="Aptos" w:eastAsia="Aptos"/>
           <w:color w:val="000000"/>
           <w:sz w:val="24"/>
           <w:szCs w:val="24"/>
@@ -529,7 +420,6 @@
       </w:r>
       <w:r>
         <w:rPr>
-          <w:rFonts w:ascii="Aptos" w:hAnsi="Aptos" w:cs="Aptos" w:eastAsia="Aptos"/>
           <w:color w:val="000000"/>
           <w:sz w:val="24"/>
           <w:szCs w:val="24"/>
@@ -541,7 +431,6 @@
       <w:pPr>
         <w:spacing w:after="0" w:line="480" w:lineRule="auto"/>
         <w:rPr>
-          <w:del w:id="300" w:author="Anna Seaman" w:date="2026-08-11T17:40:00Z" w16du:dateUtc="2026-08-11T22:40:00Z"/>
           <w:rFonts w:ascii="Times New Roman" w:hAnsi="Times New Roman" w:cs="Times New Roman"/>
           <w:color w:val="000000"/>
           <w:sz w:val="24"/>
@@ -550,7 +439,6 @@
       </w:pPr>
       <w:r>
         <w:rPr>
-          <w:rFonts w:ascii="Aptos" w:hAnsi="Aptos" w:cs="Aptos" w:eastAsia="Aptos"/>
           <w:color w:val="000000"/>
           <w:sz w:val="24"/>
           <w:szCs w:val="24"/>
@@ -559,7 +447,6 @@
       </w:r>
       <w:r>
         <w:rPr>
-          <w:rFonts w:ascii="Aptos" w:hAnsi="Aptos" w:cs="Aptos" w:eastAsia="Aptos"/>
           <w:color w:val="000000"/>
           <w:sz w:val="24"/>
           <w:szCs w:val="24"/>
@@ -568,7 +455,6 @@
       </w:r>
       <w:r>
         <w:rPr>
-          <w:rFonts w:ascii="Aptos" w:hAnsi="Aptos" w:cs="Aptos" w:eastAsia="Aptos"/>
           <w:color w:val="000000"/>
           <w:sz w:val="24"/>
           <w:szCs w:val="24"/>
@@ -577,7 +463,6 @@
       </w:r>
       <w:r>
         <w:rPr>
-          <w:rFonts w:ascii="Aptos" w:hAnsi="Aptos" w:cs="Aptos" w:eastAsia="Aptos"/>
           <w:color w:val="000000"/>
           <w:sz w:val="24"/>
           <w:szCs w:val="24"/>
@@ -586,7 +471,6 @@
       </w:r>
       <w:r>
         <w:rPr>
-          <w:rFonts w:ascii="Aptos" w:hAnsi="Aptos" w:cs="Aptos" w:eastAsia="Aptos"/>
           <w:color w:val="000000"/>
           <w:sz w:val="24"/>
           <w:szCs w:val="24"/>
@@ -595,7 +479,6 @@
       </w:r>
       <w:r>
         <w:rPr>
-          <w:rFonts w:ascii="Aptos" w:hAnsi="Aptos" w:cs="Aptos" w:eastAsia="Aptos"/>
           <w:color w:val="000000"/>
           <w:sz w:val="24"/>
           <w:szCs w:val="24"/>
@@ -604,7 +487,6 @@
       </w:r>
       <w:r>
         <w:rPr>
-          <w:rFonts w:ascii="Aptos" w:hAnsi="Aptos" w:cs="Aptos" w:eastAsia="Aptos"/>
           <w:color w:val="000000"/>
           <w:sz w:val="24"/>
           <w:szCs w:val="24"/>
@@ -613,16 +495,32 @@
       </w:r>
       <w:r>
         <w:rPr>
-          <w:rFonts w:ascii="Aptos" w:hAnsi="Aptos" w:cs="Aptos" w:eastAsia="Aptos"/>
-          <w:color w:val="000000"/>
-          <w:sz w:val="24"/>
-          <w:szCs w:val="24"/>
-        </w:rPr>
-        <w:t xml:space="preserve"> rules for their participation, health</w:t>
-      </w:r>
-      <w:r>
-        <w:rPr>
-          <w:rFonts w:ascii="Aptos" w:hAnsi="Aptos" w:cs="Aptos" w:eastAsia="Aptos"/>
+          <w:color w:val="000000"/>
+          <w:sz w:val="24"/>
+          <w:szCs w:val="24"/>
+        </w:rPr>
+        <w:t xml:space="preserve"> rules for </w:t>
+      </w:r>
+      <w:proofErr w:type="gramStart"/>
+      <w:r>
+        <w:rPr>
+          <w:color w:val="000000"/>
+          <w:sz w:val="24"/>
+          <w:szCs w:val="24"/>
+        </w:rPr>
+        <w:t>their participation</w:t>
+      </w:r>
+      <w:proofErr w:type="gramEnd"/>
+      <w:r>
+        <w:rPr>
+          <w:color w:val="000000"/>
+          <w:sz w:val="24"/>
+          <w:szCs w:val="24"/>
+        </w:rPr>
+        <w:t>, health</w:t>
+      </w:r>
+      <w:r>
+        <w:rPr>
           <w:color w:val="000000"/>
           <w:sz w:val="24"/>
           <w:szCs w:val="24"/>
@@ -631,7 +529,6 @@
       </w:r>
       <w:r>
         <w:rPr>
-          <w:rFonts w:ascii="Aptos" w:hAnsi="Aptos" w:cs="Aptos" w:eastAsia="Aptos"/>
           <w:color w:val="000000"/>
           <w:sz w:val="24"/>
           <w:szCs w:val="24"/>
@@ -640,7 +537,6 @@
       </w:r>
       <w:r>
         <w:rPr>
-          <w:rFonts w:ascii="Aptos" w:hAnsi="Aptos" w:cs="Aptos" w:eastAsia="Aptos"/>
           <w:color w:val="000000"/>
           <w:sz w:val="24"/>
           <w:szCs w:val="24"/>
@@ -649,7 +545,6 @@
       </w:r>
       <w:r>
         <w:rPr>
-          <w:rFonts w:ascii="Aptos" w:hAnsi="Aptos" w:cs="Aptos" w:eastAsia="Aptos"/>
           <w:color w:val="000000"/>
           <w:sz w:val="24"/>
           <w:szCs w:val="24"/>
@@ -658,7 +553,6 @@
       </w:r>
       <w:r>
         <w:rPr>
-          <w:rFonts w:ascii="Aptos" w:hAnsi="Aptos" w:cs="Aptos" w:eastAsia="Aptos"/>
           <w:color w:val="000000"/>
           <w:sz w:val="24"/>
           <w:szCs w:val="24"/>
@@ -667,7 +561,6 @@
       </w:r>
       <w:r>
         <w:rPr>
-          <w:rFonts w:ascii="Aptos" w:hAnsi="Aptos" w:cs="Aptos" w:eastAsia="Aptos"/>
           <w:color w:val="000000"/>
           <w:sz w:val="24"/>
           <w:szCs w:val="24"/>
@@ -676,7 +569,6 @@
       </w:r>
       <w:r>
         <w:rPr>
-          <w:rFonts w:ascii="Aptos" w:hAnsi="Aptos" w:cs="Aptos" w:eastAsia="Aptos"/>
           <w:color w:val="000000"/>
           <w:sz w:val="24"/>
           <w:szCs w:val="24"/>
@@ -685,7 +577,6 @@
       </w:r>
       <w:r>
         <w:rPr>
-          <w:rFonts w:ascii="Aptos" w:hAnsi="Aptos" w:cs="Aptos" w:eastAsia="Aptos"/>
           <w:color w:val="000000"/>
           <w:sz w:val="24"/>
           <w:szCs w:val="24"/>
@@ -694,7 +585,6 @@
       </w:r>
       <w:r>
         <w:rPr>
-          <w:rFonts w:ascii="Aptos" w:hAnsi="Aptos" w:cs="Aptos" w:eastAsia="Aptos"/>
           <w:color w:val="000000"/>
           <w:sz w:val="24"/>
           <w:szCs w:val="24"/>
@@ -703,16 +593,23 @@
       </w:r>
       <w:r>
         <w:rPr>
-          <w:rFonts w:ascii="Aptos" w:hAnsi="Aptos" w:cs="Aptos" w:eastAsia="Aptos"/>
-          <w:color w:val="000000"/>
-          <w:sz w:val="24"/>
-          <w:szCs w:val="24"/>
-        </w:rPr>
-        <w:t xml:space="preserve"> questions related to each topic</w:t>
-      </w:r>
-      <w:r>
-        <w:rPr>
-          <w:rFonts w:ascii="Aptos" w:hAnsi="Aptos" w:cs="Aptos" w:eastAsia="Aptos"/>
+          <w:color w:val="000000"/>
+          <w:sz w:val="24"/>
+          <w:szCs w:val="24"/>
+        </w:rPr>
+        <w:t xml:space="preserve"> questions related to each </w:t>
+      </w:r>
+      <w:proofErr w:type="gramStart"/>
+      <w:r>
+        <w:rPr>
+          <w:color w:val="000000"/>
+          <w:sz w:val="24"/>
+          <w:szCs w:val="24"/>
+        </w:rPr>
+        <w:t>topic</w:t>
+      </w:r>
+      <w:r>
+        <w:rPr>
           <w:color w:val="000000"/>
           <w:sz w:val="24"/>
           <w:szCs w:val="24"/>
@@ -721,16 +618,23 @@
       </w:r>
       <w:r>
         <w:rPr>
-          <w:rFonts w:ascii="Aptos" w:hAnsi="Aptos" w:cs="Aptos" w:eastAsia="Aptos"/>
-          <w:color w:val="000000"/>
-          <w:sz w:val="24"/>
-          <w:szCs w:val="24"/>
-        </w:rPr>
-        <w:t xml:space="preserve"> and bring </w:t>
-      </w:r>
-      <w:r>
-        <w:rPr>
-          <w:rFonts w:ascii="Aptos" w:hAnsi="Aptos" w:cs="Aptos" w:eastAsia="Aptos"/>
+          <w:color w:val="000000"/>
+          <w:sz w:val="24"/>
+          <w:szCs w:val="24"/>
+        </w:rPr>
+        <w:t xml:space="preserve"> and</w:t>
+      </w:r>
+      <w:proofErr w:type="gramEnd"/>
+      <w:r>
+        <w:rPr>
+          <w:color w:val="000000"/>
+          <w:sz w:val="24"/>
+          <w:szCs w:val="24"/>
+        </w:rPr>
+        <w:t xml:space="preserve"> bring </w:t>
+      </w:r>
+      <w:r>
+        <w:rPr>
           <w:color w:val="000000"/>
           <w:sz w:val="24"/>
           <w:szCs w:val="24"/>
@@ -739,7 +643,6 @@
       </w:r>
       <w:r>
         <w:rPr>
-          <w:rFonts w:ascii="Aptos" w:hAnsi="Aptos" w:cs="Aptos" w:eastAsia="Aptos"/>
           <w:color w:val="000000"/>
           <w:sz w:val="24"/>
           <w:szCs w:val="24"/>
@@ -760,31 +663,15 @@
           <w:color w:val="000000"/>
           <w:sz w:val="24"/>
           <w:szCs w:val="24"/>
-          <w:rPrChange w:id="301" w:author="Anna Seaman" w:date="2026-08-11T17:40:00Z" w16du:dateUtc="2026-08-11T22:40:00Z">
-            <w:rPr/>
-          </w:rPrChange>
-        </w:rPr>
-        <w:pPrChange w:id="302" w:author="Anna Seaman" w:date="2026-08-11T17:40:00Z" w16du:dateUtc="2026-08-11T22:40:00Z">
-          <w:pPr>
-            <w:pStyle w:val="ListParagraph"/>
-            <w:numPr>
-              <w:numId w:val="6"/>
-            </w:numPr>
-            <w:spacing w:after="0" w:line="480" w:lineRule="auto"/>
-            <w:ind w:left="0"/>
-          </w:pPr>
-        </w:pPrChange>
-      </w:pPr>
-      <w:r>
-        <w:rPr>
-          <w:rFonts w:ascii="Aptos" w:hAnsi="Aptos" w:cs="Aptos" w:eastAsia="Aptos"/>
-          <w:color w:val="000000"/>
-          <w:sz w:val="24"/>
-          <w:szCs w:val="24"/>
-          <w:rPrChange w:id="303" w:author="Anna Seaman" w:date="2026-08-11T17:40:00Z" w16du:dateUtc="2026-08-11T22:40:00Z">
-            <w:rPr/>
-          </w:rPrChange>
-        </w:rPr>
+        </w:rPr>
+      </w:pPr>
+      <w:r>
+        <w:rPr>
+          <w:color w:val="000000"/>
+          <w:sz w:val="24"/>
+          <w:szCs w:val="24"/>
+        </w:rPr>
+        <w:lastRenderedPageBreak/>
         <w:t>What care will be provided to my child if they are injured outside of their sport?</w:t>
       </w:r>
     </w:p>
@@ -801,30 +688,13 @@
           <w:color w:val="000000"/>
           <w:sz w:val="24"/>
           <w:szCs w:val="24"/>
-          <w:rPrChange w:id="304" w:author="Anna Seaman" w:date="2026-08-11T17:40:00Z" w16du:dateUtc="2026-08-11T22:40:00Z">
-            <w:rPr/>
-          </w:rPrChange>
-        </w:rPr>
-        <w:pPrChange w:id="305" w:author="Anna Seaman" w:date="2026-08-11T17:40:00Z" w16du:dateUtc="2026-08-11T22:40:00Z">
-          <w:pPr>
-            <w:pStyle w:val="ListParagraph"/>
-            <w:numPr>
-              <w:numId w:val="6"/>
-            </w:numPr>
-            <w:spacing w:after="0" w:line="480" w:lineRule="auto"/>
-            <w:ind w:left="0"/>
-          </w:pPr>
-        </w:pPrChange>
-      </w:pPr>
-      <w:r>
-        <w:rPr>
-          <w:rFonts w:ascii="Aptos" w:hAnsi="Aptos" w:cs="Aptos" w:eastAsia="Aptos"/>
-          <w:color w:val="000000"/>
-          <w:sz w:val="24"/>
-          <w:szCs w:val="24"/>
-          <w:rPrChange w:id="306" w:author="Anna Seaman" w:date="2026-08-11T17:40:00Z" w16du:dateUtc="2026-08-11T22:40:00Z">
-            <w:rPr/>
-          </w:rPrChange>
+        </w:rPr>
+      </w:pPr>
+      <w:r>
+        <w:rPr>
+          <w:color w:val="000000"/>
+          <w:sz w:val="24"/>
+          <w:szCs w:val="24"/>
         </w:rPr>
         <w:t>What supplements can I buy for my child that are allowed and will help them improve?</w:t>
       </w:r>
@@ -842,30 +712,13 @@
           <w:color w:val="000000"/>
           <w:sz w:val="24"/>
           <w:szCs w:val="24"/>
-          <w:rPrChange w:id="307" w:author="Anna Seaman" w:date="2026-08-11T17:40:00Z" w16du:dateUtc="2026-08-11T22:40:00Z">
-            <w:rPr/>
-          </w:rPrChange>
-        </w:rPr>
-        <w:pPrChange w:id="308" w:author="Anna Seaman" w:date="2026-08-11T17:40:00Z" w16du:dateUtc="2026-08-11T22:40:00Z">
-          <w:pPr>
-            <w:pStyle w:val="ListParagraph"/>
-            <w:numPr>
-              <w:numId w:val="6"/>
-            </w:numPr>
-            <w:spacing w:after="0" w:line="480" w:lineRule="auto"/>
-            <w:ind w:left="0"/>
-          </w:pPr>
-        </w:pPrChange>
-      </w:pPr>
-      <w:r>
-        <w:rPr>
-          <w:rFonts w:ascii="Aptos" w:hAnsi="Aptos" w:cs="Aptos" w:eastAsia="Aptos"/>
-          <w:color w:val="000000"/>
-          <w:sz w:val="24"/>
-          <w:szCs w:val="24"/>
-          <w:rPrChange w:id="309" w:author="Anna Seaman" w:date="2026-08-11T17:40:00Z" w16du:dateUtc="2026-08-11T22:40:00Z">
-            <w:rPr/>
-          </w:rPrChange>
+        </w:rPr>
+      </w:pPr>
+      <w:r>
+        <w:rPr>
+          <w:color w:val="000000"/>
+          <w:sz w:val="24"/>
+          <w:szCs w:val="24"/>
         </w:rPr>
         <w:t>Can I have your cell phone number so I can contact you if I have questions about my child’s health?</w:t>
       </w:r>
@@ -883,54 +736,29 @@
           <w:color w:val="000000"/>
           <w:sz w:val="24"/>
           <w:szCs w:val="24"/>
-          <w:rPrChange w:id="310" w:author="Anna Seaman" w:date="2026-08-11T17:40:00Z" w16du:dateUtc="2026-08-11T22:40:00Z">
-            <w:rPr/>
-          </w:rPrChange>
-        </w:rPr>
-        <w:pPrChange w:id="311" w:author="Anna Seaman" w:date="2026-08-11T17:40:00Z" w16du:dateUtc="2026-08-11T22:40:00Z">
-          <w:pPr>
-            <w:pStyle w:val="ListParagraph"/>
-            <w:numPr>
-              <w:numId w:val="6"/>
-            </w:numPr>
-            <w:spacing w:after="0" w:line="480" w:lineRule="auto"/>
-            <w:ind w:left="0"/>
-          </w:pPr>
-        </w:pPrChange>
-      </w:pPr>
-      <w:r>
-        <w:rPr>
-          <w:rFonts w:ascii="Aptos" w:hAnsi="Aptos" w:cs="Aptos" w:eastAsia="Aptos"/>
-          <w:color w:val="000000"/>
-          <w:sz w:val="24"/>
-          <w:szCs w:val="24"/>
-          <w:rPrChange w:id="312" w:author="Anna Seaman" w:date="2026-08-11T17:40:00Z" w16du:dateUtc="2026-08-11T22:40:00Z">
-            <w:rPr/>
-          </w:rPrChange>
+        </w:rPr>
+      </w:pPr>
+      <w:r>
+        <w:rPr>
+          <w:color w:val="000000"/>
+          <w:sz w:val="24"/>
+          <w:szCs w:val="24"/>
         </w:rPr>
         <w:t>If I take my child to my aunt</w:t>
       </w:r>
       <w:r>
         <w:rPr>
-          <w:rFonts w:ascii="Aptos" w:hAnsi="Aptos" w:cs="Aptos" w:eastAsia="Aptos"/>
-          <w:color w:val="000000"/>
-          <w:sz w:val="24"/>
-          <w:szCs w:val="24"/>
-          <w:rPrChange w:id="313" w:author="Anna Seaman" w:date="2026-08-11T17:40:00Z" w16du:dateUtc="2026-08-11T22:40:00Z">
-            <w:rPr/>
-          </w:rPrChange>
+          <w:color w:val="000000"/>
+          <w:sz w:val="24"/>
+          <w:szCs w:val="24"/>
         </w:rPr>
         <w:t>,</w:t>
       </w:r>
       <w:r>
         <w:rPr>
-          <w:rFonts w:ascii="Aptos" w:hAnsi="Aptos" w:cs="Aptos" w:eastAsia="Aptos"/>
-          <w:color w:val="000000"/>
-          <w:sz w:val="24"/>
-          <w:szCs w:val="24"/>
-          <w:rPrChange w:id="314" w:author="Anna Seaman" w:date="2026-08-11T17:40:00Z" w16du:dateUtc="2026-08-11T22:40:00Z">
-            <w:rPr/>
-          </w:rPrChange>
+          <w:color w:val="000000"/>
+          <w:sz w:val="24"/>
+          <w:szCs w:val="24"/>
         </w:rPr>
         <w:t xml:space="preserve"> who is a nurse, can she clear them following an injury?</w:t>
       </w:r>
@@ -948,30 +776,13 @@
           <w:color w:val="000000"/>
           <w:sz w:val="24"/>
           <w:szCs w:val="24"/>
-          <w:rPrChange w:id="315" w:author="Anna Seaman" w:date="2026-08-11T17:40:00Z" w16du:dateUtc="2026-08-11T22:40:00Z">
-            <w:rPr/>
-          </w:rPrChange>
-        </w:rPr>
-        <w:pPrChange w:id="316" w:author="Anna Seaman" w:date="2026-08-11T17:40:00Z" w16du:dateUtc="2026-08-11T22:40:00Z">
-          <w:pPr>
-            <w:pStyle w:val="ListParagraph"/>
-            <w:numPr>
-              <w:numId w:val="6"/>
-            </w:numPr>
-            <w:spacing w:after="0" w:line="480" w:lineRule="auto"/>
-            <w:ind w:left="0"/>
-          </w:pPr>
-        </w:pPrChange>
-      </w:pPr>
-      <w:r>
-        <w:rPr>
-          <w:rFonts w:ascii="Aptos" w:hAnsi="Aptos" w:cs="Aptos" w:eastAsia="Aptos"/>
-          <w:color w:val="000000"/>
-          <w:sz w:val="24"/>
-          <w:szCs w:val="24"/>
-          <w:rPrChange w:id="317" w:author="Anna Seaman" w:date="2026-08-11T17:40:00Z" w16du:dateUtc="2026-08-11T22:40:00Z">
-            <w:rPr/>
-          </w:rPrChange>
+        </w:rPr>
+      </w:pPr>
+      <w:r>
+        <w:rPr>
+          <w:color w:val="000000"/>
+          <w:sz w:val="24"/>
+          <w:szCs w:val="24"/>
         </w:rPr>
         <w:t>What should I do if my child has any risk factors for sudden cardiac arrest?</w:t>
       </w:r>
@@ -989,54 +800,29 @@
           <w:color w:val="000000"/>
           <w:sz w:val="24"/>
           <w:szCs w:val="24"/>
-          <w:rPrChange w:id="318" w:author="Anna Seaman" w:date="2026-08-11T17:40:00Z" w16du:dateUtc="2026-08-11T22:40:00Z">
-            <w:rPr/>
-          </w:rPrChange>
-        </w:rPr>
-        <w:pPrChange w:id="319" w:author="Anna Seaman" w:date="2026-08-11T17:40:00Z" w16du:dateUtc="2026-08-11T22:40:00Z">
-          <w:pPr>
-            <w:pStyle w:val="ListParagraph"/>
-            <w:numPr>
-              <w:numId w:val="6"/>
-            </w:numPr>
-            <w:spacing w:after="0" w:line="480" w:lineRule="auto"/>
-            <w:ind w:left="0"/>
-          </w:pPr>
-        </w:pPrChange>
-      </w:pPr>
-      <w:r>
-        <w:rPr>
-          <w:rFonts w:ascii="Aptos" w:hAnsi="Aptos" w:cs="Aptos" w:eastAsia="Aptos"/>
-          <w:color w:val="000000"/>
-          <w:sz w:val="24"/>
-          <w:szCs w:val="24"/>
-          <w:rPrChange w:id="320" w:author="Anna Seaman" w:date="2026-08-11T17:40:00Z" w16du:dateUtc="2026-08-11T22:40:00Z">
-            <w:rPr/>
-          </w:rPrChange>
+        </w:rPr>
+      </w:pPr>
+      <w:r>
+        <w:rPr>
+          <w:color w:val="000000"/>
+          <w:sz w:val="24"/>
+          <w:szCs w:val="24"/>
         </w:rPr>
         <w:t xml:space="preserve">Who should I call if my child is injured while athletic training staff </w:t>
       </w:r>
       <w:r>
         <w:rPr>
-          <w:rFonts w:ascii="Aptos" w:hAnsi="Aptos" w:cs="Aptos" w:eastAsia="Aptos"/>
-          <w:color w:val="000000"/>
-          <w:sz w:val="24"/>
-          <w:szCs w:val="24"/>
-          <w:rPrChange w:id="321" w:author="Anna Seaman" w:date="2026-08-11T17:40:00Z" w16du:dateUtc="2026-08-11T22:40:00Z">
-            <w:rPr/>
-          </w:rPrChange>
+          <w:color w:val="000000"/>
+          <w:sz w:val="24"/>
+          <w:szCs w:val="24"/>
         </w:rPr>
         <w:t xml:space="preserve">is </w:t>
       </w:r>
       <w:r>
         <w:rPr>
-          <w:rFonts w:ascii="Aptos" w:hAnsi="Aptos" w:cs="Aptos" w:eastAsia="Aptos"/>
-          <w:color w:val="000000"/>
-          <w:sz w:val="24"/>
-          <w:szCs w:val="24"/>
-          <w:rPrChange w:id="322" w:author="Anna Seaman" w:date="2026-08-11T17:40:00Z" w16du:dateUtc="2026-08-11T22:40:00Z">
-            <w:rPr/>
-          </w:rPrChange>
+          <w:color w:val="000000"/>
+          <w:sz w:val="24"/>
+          <w:szCs w:val="24"/>
         </w:rPr>
         <w:t>not present?</w:t>
       </w:r>
@@ -1054,30 +840,13 @@
           <w:color w:val="000000"/>
           <w:sz w:val="24"/>
           <w:szCs w:val="24"/>
-          <w:rPrChange w:id="323" w:author="Anna Seaman" w:date="2026-08-11T17:40:00Z" w16du:dateUtc="2026-08-11T22:40:00Z">
-            <w:rPr/>
-          </w:rPrChange>
-        </w:rPr>
-        <w:pPrChange w:id="324" w:author="Anna Seaman" w:date="2026-08-11T17:40:00Z" w16du:dateUtc="2026-08-11T22:40:00Z">
-          <w:pPr>
-            <w:pStyle w:val="ListParagraph"/>
-            <w:numPr>
-              <w:numId w:val="6"/>
-            </w:numPr>
-            <w:spacing w:after="0" w:line="480" w:lineRule="auto"/>
-            <w:ind w:left="0"/>
-          </w:pPr>
-        </w:pPrChange>
-      </w:pPr>
-      <w:r>
-        <w:rPr>
-          <w:rFonts w:ascii="Aptos" w:hAnsi="Aptos" w:cs="Aptos" w:eastAsia="Aptos"/>
-          <w:color w:val="000000"/>
-          <w:sz w:val="24"/>
-          <w:szCs w:val="24"/>
-          <w:rPrChange w:id="325" w:author="Anna Seaman" w:date="2026-08-11T17:40:00Z" w16du:dateUtc="2026-08-11T22:40:00Z">
-            <w:rPr/>
-          </w:rPrChange>
+        </w:rPr>
+      </w:pPr>
+      <w:r>
+        <w:rPr>
+          <w:color w:val="000000"/>
+          <w:sz w:val="24"/>
+          <w:szCs w:val="24"/>
         </w:rPr>
         <w:t>My child plans on going to the Olympics one day. Why is choosing one sport to focus on so bad? We only have enough money to invest fully in one sport.</w:t>
       </w:r>
@@ -1095,78 +864,45 @@
           <w:color w:val="000000"/>
           <w:sz w:val="24"/>
           <w:szCs w:val="24"/>
-          <w:rPrChange w:id="326" w:author="Anna Seaman" w:date="2026-08-11T17:40:00Z" w16du:dateUtc="2026-08-11T22:40:00Z">
-            <w:rPr/>
-          </w:rPrChange>
-        </w:rPr>
-        <w:pPrChange w:id="327" w:author="Anna Seaman" w:date="2026-08-11T17:40:00Z" w16du:dateUtc="2026-08-11T22:40:00Z">
-          <w:pPr>
-            <w:pStyle w:val="ListParagraph"/>
-            <w:numPr>
-              <w:numId w:val="6"/>
-            </w:numPr>
-            <w:spacing w:after="0" w:line="480" w:lineRule="auto"/>
-            <w:ind w:left="0"/>
-          </w:pPr>
-        </w:pPrChange>
-      </w:pPr>
-      <w:r>
-        <w:rPr>
-          <w:rFonts w:ascii="Aptos" w:hAnsi="Aptos" w:cs="Aptos" w:eastAsia="Aptos"/>
-          <w:color w:val="000000"/>
-          <w:sz w:val="24"/>
-          <w:szCs w:val="24"/>
-          <w:rPrChange w:id="328" w:author="Anna Seaman" w:date="2026-08-11T17:40:00Z" w16du:dateUtc="2026-08-11T22:40:00Z">
-            <w:rPr/>
-          </w:rPrChange>
+        </w:rPr>
+      </w:pPr>
+      <w:r>
+        <w:rPr>
+          <w:color w:val="000000"/>
+          <w:sz w:val="24"/>
+          <w:szCs w:val="24"/>
         </w:rPr>
         <w:t xml:space="preserve">Which </w:t>
       </w:r>
       <w:r>
         <w:rPr>
-          <w:rFonts w:ascii="Aptos" w:hAnsi="Aptos" w:cs="Aptos" w:eastAsia="Aptos"/>
-          <w:color w:val="000000"/>
-          <w:sz w:val="24"/>
-          <w:szCs w:val="24"/>
-          <w:rPrChange w:id="329" w:author="Anna Seaman" w:date="2026-08-11T17:40:00Z" w16du:dateUtc="2026-08-11T22:40:00Z">
-            <w:rPr/>
-          </w:rPrChange>
+          <w:color w:val="000000"/>
+          <w:sz w:val="24"/>
+          <w:szCs w:val="24"/>
         </w:rPr>
         <w:t>HCP</w:t>
       </w:r>
       <w:r>
         <w:rPr>
-          <w:rFonts w:ascii="Aptos" w:hAnsi="Aptos" w:cs="Aptos" w:eastAsia="Aptos"/>
-          <w:color w:val="000000"/>
-          <w:sz w:val="24"/>
-          <w:szCs w:val="24"/>
-          <w:rPrChange w:id="330" w:author="Anna Seaman" w:date="2026-08-11T17:40:00Z" w16du:dateUtc="2026-08-11T22:40:00Z">
-            <w:rPr/>
-          </w:rPrChange>
+          <w:color w:val="000000"/>
+          <w:sz w:val="24"/>
+          <w:szCs w:val="24"/>
         </w:rPr>
         <w:t xml:space="preserve"> and how many will be involved in the heat stroke assessment? Is my child safe</w:t>
       </w:r>
       <w:r>
         <w:rPr>
-          <w:rFonts w:ascii="Aptos" w:hAnsi="Aptos" w:cs="Aptos" w:eastAsia="Aptos"/>
-          <w:color w:val="000000"/>
-          <w:sz w:val="24"/>
-          <w:szCs w:val="24"/>
-          <w:rPrChange w:id="331" w:author="Anna Seaman" w:date="2026-08-11T17:40:00Z" w16du:dateUtc="2026-08-11T22:40:00Z">
-            <w:rPr/>
-          </w:rPrChange>
+          <w:color w:val="000000"/>
+          <w:sz w:val="24"/>
+          <w:szCs w:val="24"/>
         </w:rPr>
         <w:t>,</w:t>
       </w:r>
       <w:r>
         <w:rPr>
-          <w:rFonts w:ascii="Aptos" w:hAnsi="Aptos" w:cs="Aptos" w:eastAsia="Aptos"/>
-          <w:color w:val="000000"/>
-          <w:sz w:val="24"/>
-          <w:szCs w:val="24"/>
-          <w:rPrChange w:id="332" w:author="Anna Seaman" w:date="2026-08-11T17:40:00Z" w16du:dateUtc="2026-08-11T22:40:00Z">
-            <w:rPr/>
-          </w:rPrChange>
+          <w:color w:val="000000"/>
+          <w:sz w:val="24"/>
+          <w:szCs w:val="24"/>
         </w:rPr>
         <w:t xml:space="preserve"> and who will know about it or see it?</w:t>
       </w:r>
@@ -1175,44 +911,106 @@
       <w:pPr>
         <w:spacing w:after="0" w:line="480" w:lineRule="auto"/>
         <w:rPr>
-          <w:rFonts w:ascii="Times New Roman" w:hAnsi="Times New Roman" w:cs="Times New Roman"/>
-          <w:color w:val="000000"/>
-          <w:sz w:val="24"/>
-          <w:szCs w:val="24"/>
-        </w:rPr>
-      </w:pPr>
-      <w:r>
-        <w:rPr>
-          <w:rFonts w:ascii="Aptos" w:hAnsi="Aptos" w:cs="Aptos" w:eastAsia="Aptos"/>
-          <w:color w:val="000000"/>
-          <w:sz w:val="24"/>
-          <w:szCs w:val="24"/>
-        </w:rPr>
-        <w:t xml:space="preserve">Instructions for Coach </w:t>
-      </w:r>
-      <w:r>
-        <w:rPr>
-          <w:rFonts w:ascii="Aptos" w:hAnsi="Aptos" w:cs="Aptos" w:eastAsia="Aptos"/>
-          <w:color w:val="000000"/>
-          <w:sz w:val="24"/>
-          <w:szCs w:val="24"/>
-        </w:rPr>
-        <w:t>E</w:t>
-      </w:r>
-      <w:r>
-        <w:rPr>
-          <w:rFonts w:ascii="Aptos" w:hAnsi="Aptos" w:cs="Aptos" w:eastAsia="Aptos"/>
-          <w:color w:val="000000"/>
-          <w:sz w:val="24"/>
-          <w:szCs w:val="24"/>
-        </w:rPr>
-        <w:t>P</w:t>
-      </w:r>
+          <w:color w:val="000000"/>
+          <w:sz w:val="24"/>
+          <w:szCs w:val="24"/>
+        </w:rPr>
+      </w:pPr>
     </w:p>
     <w:p>
       <w:pPr>
         <w:spacing w:after="0" w:line="480" w:lineRule="auto"/>
         <w:rPr>
+          <w:color w:val="000000"/>
+          <w:sz w:val="24"/>
+          <w:szCs w:val="24"/>
+        </w:rPr>
+      </w:pPr>
+    </w:p>
+    <w:p>
+      <w:pPr>
+        <w:spacing w:after="0" w:line="480" w:lineRule="auto"/>
+        <w:rPr>
+          <w:color w:val="000000"/>
+          <w:sz w:val="24"/>
+          <w:szCs w:val="24"/>
+        </w:rPr>
+      </w:pPr>
+    </w:p>
+    <w:p>
+      <w:pPr>
+        <w:spacing w:after="0" w:line="480" w:lineRule="auto"/>
+        <w:rPr>
+          <w:color w:val="000000"/>
+          <w:sz w:val="24"/>
+          <w:szCs w:val="24"/>
+        </w:rPr>
+      </w:pPr>
+    </w:p>
+    <w:p>
+      <w:pPr>
+        <w:spacing w:after="0" w:line="480" w:lineRule="auto"/>
+        <w:rPr>
+          <w:color w:val="000000"/>
+          <w:sz w:val="24"/>
+          <w:szCs w:val="24"/>
+        </w:rPr>
+      </w:pPr>
+    </w:p>
+    <w:p>
+      <w:pPr>
+        <w:spacing w:after="0" w:line="480" w:lineRule="auto"/>
+        <w:rPr>
+          <w:color w:val="000000"/>
+          <w:sz w:val="24"/>
+          <w:szCs w:val="24"/>
+        </w:rPr>
+      </w:pPr>
+    </w:p>
+    <w:p>
+      <w:pPr>
+        <w:spacing w:after="0" w:line="480" w:lineRule="auto"/>
+        <w:rPr>
+          <w:color w:val="000000"/>
+          <w:sz w:val="24"/>
+          <w:szCs w:val="24"/>
+        </w:rPr>
+      </w:pPr>
+    </w:p>
+    <w:p>
+      <w:pPr>
+        <w:spacing w:after="0" w:line="480" w:lineRule="auto"/>
+        <w:rPr>
+          <w:color w:val="000000"/>
+          <w:sz w:val="24"/>
+          <w:szCs w:val="24"/>
+        </w:rPr>
+      </w:pPr>
+    </w:p>
+    <w:p>
+      <w:pPr>
+        <w:spacing w:after="0" w:line="480" w:lineRule="auto"/>
+        <w:rPr>
+          <w:color w:val="000000"/>
+          <w:sz w:val="24"/>
+          <w:szCs w:val="24"/>
+        </w:rPr>
+      </w:pPr>
+    </w:p>
+    <w:p>
+      <w:pPr>
+        <w:spacing w:after="0" w:line="480" w:lineRule="auto"/>
+        <w:rPr>
+          <w:color w:val="000000"/>
+          <w:sz w:val="24"/>
+          <w:szCs w:val="24"/>
+        </w:rPr>
+      </w:pPr>
+    </w:p>
+    <w:p>
+      <w:pPr>
+        <w:spacing w:after="0" w:line="480" w:lineRule="auto"/>
+        <w:rPr>
           <w:rFonts w:ascii="Times New Roman" w:hAnsi="Times New Roman" w:cs="Times New Roman"/>
           <w:color w:val="000000"/>
           <w:sz w:val="24"/>
@@ -1221,7 +1019,42 @@
       </w:pPr>
       <w:r>
         <w:rPr>
-          <w:rFonts w:ascii="Aptos" w:hAnsi="Aptos" w:cs="Aptos" w:eastAsia="Aptos"/>
+          <w:color w:val="000000"/>
+          <w:sz w:val="24"/>
+          <w:szCs w:val="24"/>
+        </w:rPr>
+        <w:lastRenderedPageBreak/>
+        <w:t xml:space="preserve">Instructions for Coach </w:t>
+      </w:r>
+      <w:r>
+        <w:rPr>
+          <w:color w:val="000000"/>
+          <w:sz w:val="24"/>
+          <w:szCs w:val="24"/>
+        </w:rPr>
+        <w:t>E</w:t>
+      </w:r>
+      <w:r>
+        <w:rPr>
+          <w:color w:val="000000"/>
+          <w:sz w:val="24"/>
+          <w:szCs w:val="24"/>
+        </w:rPr>
+        <w:t>P</w:t>
+      </w:r>
+    </w:p>
+    <w:p>
+      <w:pPr>
+        <w:spacing w:after="0" w:line="480" w:lineRule="auto"/>
+        <w:rPr>
+          <w:rFonts w:ascii="Times New Roman" w:hAnsi="Times New Roman" w:cs="Times New Roman"/>
+          <w:color w:val="000000"/>
+          <w:sz w:val="24"/>
+          <w:szCs w:val="24"/>
+        </w:rPr>
+      </w:pPr>
+      <w:r>
+        <w:rPr>
           <w:color w:val="000000"/>
           <w:sz w:val="24"/>
           <w:szCs w:val="24"/>
@@ -1230,7 +1063,6 @@
       </w:r>
       <w:r>
         <w:rPr>
-          <w:rFonts w:ascii="Aptos" w:hAnsi="Aptos" w:cs="Aptos" w:eastAsia="Aptos"/>
           <w:color w:val="000000"/>
           <w:sz w:val="24"/>
           <w:szCs w:val="24"/>
@@ -1239,7 +1071,6 @@
       </w:r>
       <w:r>
         <w:rPr>
-          <w:rFonts w:ascii="Aptos" w:hAnsi="Aptos" w:cs="Aptos" w:eastAsia="Aptos"/>
           <w:color w:val="000000"/>
           <w:sz w:val="24"/>
           <w:szCs w:val="24"/>
@@ -1248,7 +1079,6 @@
       </w:r>
       <w:r>
         <w:rPr>
-          <w:rFonts w:ascii="Aptos" w:hAnsi="Aptos" w:cs="Aptos" w:eastAsia="Aptos"/>
           <w:color w:val="000000"/>
           <w:sz w:val="24"/>
           <w:szCs w:val="24"/>
@@ -1257,16 +1087,23 @@
       </w:r>
       <w:r>
         <w:rPr>
-          <w:rFonts w:ascii="Aptos" w:hAnsi="Aptos" w:cs="Aptos" w:eastAsia="Aptos"/>
-          <w:color w:val="000000"/>
-          <w:sz w:val="24"/>
-          <w:szCs w:val="24"/>
-        </w:rPr>
-        <w:t xml:space="preserve"> questions related to each topic</w:t>
-      </w:r>
-      <w:r>
-        <w:rPr>
-          <w:rFonts w:ascii="Aptos" w:hAnsi="Aptos" w:cs="Aptos" w:eastAsia="Aptos"/>
+          <w:color w:val="000000"/>
+          <w:sz w:val="24"/>
+          <w:szCs w:val="24"/>
+        </w:rPr>
+        <w:t xml:space="preserve"> questions related to each </w:t>
+      </w:r>
+      <w:proofErr w:type="gramStart"/>
+      <w:r>
+        <w:rPr>
+          <w:color w:val="000000"/>
+          <w:sz w:val="24"/>
+          <w:szCs w:val="24"/>
+        </w:rPr>
+        <w:t>topic</w:t>
+      </w:r>
+      <w:r>
+        <w:rPr>
           <w:color w:val="000000"/>
           <w:sz w:val="24"/>
           <w:szCs w:val="24"/>
@@ -1275,16 +1112,23 @@
       </w:r>
       <w:r>
         <w:rPr>
-          <w:rFonts w:ascii="Aptos" w:hAnsi="Aptos" w:cs="Aptos" w:eastAsia="Aptos"/>
-          <w:color w:val="000000"/>
-          <w:sz w:val="24"/>
-          <w:szCs w:val="24"/>
-        </w:rPr>
-        <w:t xml:space="preserve"> and bring </w:t>
-      </w:r>
-      <w:r>
-        <w:rPr>
-          <w:rFonts w:ascii="Aptos" w:hAnsi="Aptos" w:cs="Aptos" w:eastAsia="Aptos"/>
+          <w:color w:val="000000"/>
+          <w:sz w:val="24"/>
+          <w:szCs w:val="24"/>
+        </w:rPr>
+        <w:t xml:space="preserve"> and</w:t>
+      </w:r>
+      <w:proofErr w:type="gramEnd"/>
+      <w:r>
+        <w:rPr>
+          <w:color w:val="000000"/>
+          <w:sz w:val="24"/>
+          <w:szCs w:val="24"/>
+        </w:rPr>
+        <w:t xml:space="preserve"> bring </w:t>
+      </w:r>
+      <w:r>
+        <w:rPr>
           <w:color w:val="000000"/>
           <w:sz w:val="24"/>
           <w:szCs w:val="24"/>
@@ -1293,7 +1137,6 @@
       </w:r>
       <w:r>
         <w:rPr>
-          <w:rFonts w:ascii="Aptos" w:hAnsi="Aptos" w:cs="Aptos" w:eastAsia="Aptos"/>
           <w:color w:val="000000"/>
           <w:sz w:val="24"/>
           <w:szCs w:val="24"/>
@@ -1302,7 +1145,6 @@
       </w:r>
       <w:r>
         <w:rPr>
-          <w:rFonts w:ascii="Aptos" w:hAnsi="Aptos" w:cs="Aptos" w:eastAsia="Aptos"/>
           <w:color w:val="000000"/>
           <w:sz w:val="24"/>
           <w:szCs w:val="24"/>
@@ -1324,20 +1166,9 @@
           <w:sz w:val="24"/>
           <w:szCs w:val="24"/>
         </w:rPr>
-        <w:pPrChange w:id="335" w:author="Anna Seaman" w:date="2026-08-11T17:40:00Z" w16du:dateUtc="2026-08-11T22:40:00Z">
-          <w:pPr>
-            <w:pStyle w:val="ListParagraph"/>
-            <w:numPr>
-              <w:numId w:val="10"/>
-            </w:numPr>
-            <w:spacing w:after="0" w:line="480" w:lineRule="auto"/>
-            <w:ind w:left="0"/>
-          </w:pPr>
-        </w:pPrChange>
-      </w:pPr>
-      <w:r>
-        <w:rPr>
-          <w:rFonts w:ascii="Aptos" w:hAnsi="Aptos" w:cs="Aptos" w:eastAsia="Aptos"/>
+      </w:pPr>
+      <w:r>
+        <w:rPr>
           <w:color w:val="000000"/>
           <w:sz w:val="24"/>
           <w:szCs w:val="24"/>
@@ -1359,20 +1190,9 @@
           <w:sz w:val="24"/>
           <w:szCs w:val="24"/>
         </w:rPr>
-        <w:pPrChange w:id="336" w:author="Anna Seaman" w:date="2026-08-11T17:40:00Z" w16du:dateUtc="2026-08-11T22:40:00Z">
-          <w:pPr>
-            <w:pStyle w:val="ListParagraph"/>
-            <w:numPr>
-              <w:numId w:val="10"/>
-            </w:numPr>
-            <w:spacing w:after="0" w:line="480" w:lineRule="auto"/>
-            <w:ind w:left="0"/>
-          </w:pPr>
-        </w:pPrChange>
-      </w:pPr>
-      <w:r>
-        <w:rPr>
-          <w:rFonts w:ascii="Aptos" w:hAnsi="Aptos" w:cs="Aptos" w:eastAsia="Aptos"/>
+      </w:pPr>
+      <w:r>
+        <w:rPr>
           <w:color w:val="000000"/>
           <w:sz w:val="24"/>
           <w:szCs w:val="24"/>
@@ -1381,7 +1201,6 @@
       </w:r>
       <w:r>
         <w:rPr>
-          <w:rFonts w:ascii="Aptos" w:hAnsi="Aptos" w:cs="Aptos" w:eastAsia="Aptos"/>
           <w:color w:val="000000"/>
           <w:sz w:val="24"/>
           <w:szCs w:val="24"/>
@@ -1390,7 +1209,6 @@
       </w:r>
       <w:r>
         <w:rPr>
-          <w:rFonts w:ascii="Aptos" w:hAnsi="Aptos" w:cs="Aptos" w:eastAsia="Aptos"/>
           <w:color w:val="000000"/>
           <w:sz w:val="24"/>
           <w:szCs w:val="24"/>
@@ -1412,20 +1230,9 @@
           <w:sz w:val="24"/>
           <w:szCs w:val="24"/>
         </w:rPr>
-        <w:pPrChange w:id="337" w:author="Anna Seaman" w:date="2026-08-11T17:40:00Z" w16du:dateUtc="2026-08-11T22:40:00Z">
-          <w:pPr>
-            <w:pStyle w:val="ListParagraph"/>
-            <w:numPr>
-              <w:numId w:val="10"/>
-            </w:numPr>
-            <w:spacing w:after="0" w:line="480" w:lineRule="auto"/>
-            <w:ind w:left="0"/>
-          </w:pPr>
-        </w:pPrChange>
-      </w:pPr>
-      <w:r>
-        <w:rPr>
-          <w:rFonts w:ascii="Aptos" w:hAnsi="Aptos" w:cs="Aptos" w:eastAsia="Aptos"/>
+      </w:pPr>
+      <w:r>
+        <w:rPr>
           <w:color w:val="000000"/>
           <w:sz w:val="24"/>
           <w:szCs w:val="24"/>
@@ -1434,7 +1241,6 @@
       </w:r>
       <w:r>
         <w:rPr>
-          <w:rFonts w:ascii="Aptos" w:hAnsi="Aptos" w:cs="Aptos" w:eastAsia="Aptos"/>
           <w:color w:val="000000"/>
           <w:sz w:val="24"/>
           <w:szCs w:val="24"/>
@@ -1443,7 +1249,6 @@
       </w:r>
       <w:r>
         <w:rPr>
-          <w:rFonts w:ascii="Aptos" w:hAnsi="Aptos" w:cs="Aptos" w:eastAsia="Aptos"/>
           <w:color w:val="000000"/>
           <w:sz w:val="24"/>
           <w:szCs w:val="24"/>
@@ -1465,20 +1270,9 @@
           <w:sz w:val="24"/>
           <w:szCs w:val="24"/>
         </w:rPr>
-        <w:pPrChange w:id="338" w:author="Anna Seaman" w:date="2026-08-11T17:40:00Z" w16du:dateUtc="2026-08-11T22:40:00Z">
-          <w:pPr>
-            <w:pStyle w:val="ListParagraph"/>
-            <w:numPr>
-              <w:numId w:val="10"/>
-            </w:numPr>
-            <w:spacing w:after="0" w:line="480" w:lineRule="auto"/>
-            <w:ind w:left="0"/>
-          </w:pPr>
-        </w:pPrChange>
-      </w:pPr>
-      <w:r>
-        <w:rPr>
-          <w:rFonts w:ascii="Aptos" w:hAnsi="Aptos" w:cs="Aptos" w:eastAsia="Aptos"/>
+      </w:pPr>
+      <w:r>
+        <w:rPr>
           <w:color w:val="000000"/>
           <w:sz w:val="24"/>
           <w:szCs w:val="24"/>
@@ -1487,7 +1281,6 @@
       </w:r>
       <w:r>
         <w:rPr>
-          <w:rFonts w:ascii="Aptos" w:hAnsi="Aptos" w:cs="Aptos" w:eastAsia="Aptos"/>
           <w:color w:val="000000"/>
           <w:sz w:val="24"/>
           <w:szCs w:val="24"/>
@@ -1496,7 +1289,6 @@
       </w:r>
       <w:r>
         <w:rPr>
-          <w:rFonts w:ascii="Aptos" w:hAnsi="Aptos" w:cs="Aptos" w:eastAsia="Aptos"/>
           <w:color w:val="000000"/>
           <w:sz w:val="24"/>
           <w:szCs w:val="24"/>
@@ -1505,7 +1297,6 @@
       </w:r>
       <w:r>
         <w:rPr>
-          <w:rFonts w:ascii="Aptos" w:hAnsi="Aptos" w:cs="Aptos" w:eastAsia="Aptos"/>
           <w:color w:val="000000"/>
           <w:sz w:val="24"/>
           <w:szCs w:val="24"/>
@@ -1514,7 +1305,6 @@
       </w:r>
       <w:r>
         <w:rPr>
-          <w:rFonts w:ascii="Aptos" w:hAnsi="Aptos" w:cs="Aptos" w:eastAsia="Aptos"/>
           <w:color w:val="000000"/>
           <w:sz w:val="24"/>
           <w:szCs w:val="24"/>
@@ -1523,7 +1313,6 @@
       </w:r>
       <w:r>
         <w:rPr>
-          <w:rFonts w:ascii="Aptos" w:hAnsi="Aptos" w:cs="Aptos" w:eastAsia="Aptos"/>
           <w:color w:val="000000"/>
           <w:sz w:val="24"/>
           <w:szCs w:val="24"/>
@@ -1532,7 +1321,6 @@
       </w:r>
       <w:r>
         <w:rPr>
-          <w:rFonts w:ascii="Aptos" w:hAnsi="Aptos" w:cs="Aptos" w:eastAsia="Aptos"/>
           <w:color w:val="000000"/>
           <w:sz w:val="24"/>
           <w:szCs w:val="24"/>
@@ -1541,7 +1329,6 @@
       </w:r>
       <w:r>
         <w:rPr>
-          <w:rFonts w:ascii="Aptos" w:hAnsi="Aptos" w:cs="Aptos" w:eastAsia="Aptos"/>
           <w:color w:val="000000"/>
           <w:sz w:val="24"/>
           <w:szCs w:val="24"/>
@@ -1553,44 +1340,116 @@
       <w:pPr>
         <w:spacing w:after="0" w:line="480" w:lineRule="auto"/>
         <w:rPr>
-          <w:rFonts w:ascii="Times New Roman" w:hAnsi="Times New Roman" w:cs="Times New Roman"/>
-          <w:color w:val="000000"/>
-          <w:sz w:val="24"/>
-          <w:szCs w:val="24"/>
-        </w:rPr>
-      </w:pPr>
-      <w:r>
-        <w:rPr>
-          <w:rFonts w:ascii="Aptos" w:hAnsi="Aptos" w:cs="Aptos" w:eastAsia="Aptos"/>
-          <w:color w:val="000000"/>
-          <w:sz w:val="24"/>
-          <w:szCs w:val="24"/>
-        </w:rPr>
-        <w:t>Instructions for Facilitator</w:t>
-      </w:r>
-      <w:r>
-        <w:rPr>
-          <w:rFonts w:ascii="Aptos" w:hAnsi="Aptos" w:cs="Aptos" w:eastAsia="Aptos"/>
-          <w:color w:val="000000"/>
-          <w:sz w:val="24"/>
-          <w:szCs w:val="24"/>
-        </w:rPr>
-        <w:t>/</w:t>
-      </w:r>
-      <w:r>
-        <w:rPr>
-          <w:rFonts w:ascii="Aptos" w:hAnsi="Aptos" w:cs="Aptos" w:eastAsia="Aptos"/>
-          <w:color w:val="000000"/>
-          <w:sz w:val="24"/>
-          <w:szCs w:val="24"/>
-        </w:rPr>
-        <w:t>Proctor EP</w:t>
-      </w:r>
+          <w:color w:val="000000"/>
+          <w:sz w:val="24"/>
+          <w:szCs w:val="24"/>
+        </w:rPr>
+      </w:pPr>
     </w:p>
     <w:p>
       <w:pPr>
         <w:spacing w:after="0" w:line="480" w:lineRule="auto"/>
         <w:rPr>
+          <w:color w:val="000000"/>
+          <w:sz w:val="24"/>
+          <w:szCs w:val="24"/>
+        </w:rPr>
+      </w:pPr>
+    </w:p>
+    <w:p>
+      <w:pPr>
+        <w:spacing w:after="0" w:line="480" w:lineRule="auto"/>
+        <w:rPr>
+          <w:color w:val="000000"/>
+          <w:sz w:val="24"/>
+          <w:szCs w:val="24"/>
+        </w:rPr>
+      </w:pPr>
+    </w:p>
+    <w:p>
+      <w:pPr>
+        <w:spacing w:after="0" w:line="480" w:lineRule="auto"/>
+        <w:rPr>
+          <w:color w:val="000000"/>
+          <w:sz w:val="24"/>
+          <w:szCs w:val="24"/>
+        </w:rPr>
+      </w:pPr>
+    </w:p>
+    <w:p>
+      <w:pPr>
+        <w:spacing w:after="0" w:line="480" w:lineRule="auto"/>
+        <w:rPr>
+          <w:color w:val="000000"/>
+          <w:sz w:val="24"/>
+          <w:szCs w:val="24"/>
+        </w:rPr>
+      </w:pPr>
+    </w:p>
+    <w:p>
+      <w:pPr>
+        <w:spacing w:after="0" w:line="480" w:lineRule="auto"/>
+        <w:rPr>
+          <w:color w:val="000000"/>
+          <w:sz w:val="24"/>
+          <w:szCs w:val="24"/>
+        </w:rPr>
+      </w:pPr>
+    </w:p>
+    <w:p>
+      <w:pPr>
+        <w:spacing w:after="0" w:line="480" w:lineRule="auto"/>
+        <w:rPr>
+          <w:color w:val="000000"/>
+          <w:sz w:val="24"/>
+          <w:szCs w:val="24"/>
+        </w:rPr>
+      </w:pPr>
+    </w:p>
+    <w:p>
+      <w:pPr>
+        <w:spacing w:after="0" w:line="480" w:lineRule="auto"/>
+        <w:rPr>
+          <w:color w:val="000000"/>
+          <w:sz w:val="24"/>
+          <w:szCs w:val="24"/>
+        </w:rPr>
+      </w:pPr>
+    </w:p>
+    <w:p>
+      <w:pPr>
+        <w:spacing w:after="0" w:line="480" w:lineRule="auto"/>
+        <w:rPr>
+          <w:color w:val="000000"/>
+          <w:sz w:val="24"/>
+          <w:szCs w:val="24"/>
+        </w:rPr>
+      </w:pPr>
+    </w:p>
+    <w:p>
+      <w:pPr>
+        <w:spacing w:after="0" w:line="480" w:lineRule="auto"/>
+        <w:rPr>
+          <w:color w:val="000000"/>
+          <w:sz w:val="24"/>
+          <w:szCs w:val="24"/>
+        </w:rPr>
+      </w:pPr>
+    </w:p>
+    <w:p>
+      <w:pPr>
+        <w:spacing w:after="0" w:line="480" w:lineRule="auto"/>
+        <w:rPr>
+          <w:color w:val="000000"/>
+          <w:sz w:val="24"/>
+          <w:szCs w:val="24"/>
+        </w:rPr>
+      </w:pPr>
+    </w:p>
+    <w:p>
+      <w:pPr>
+        <w:spacing w:after="0" w:line="480" w:lineRule="auto"/>
+        <w:rPr>
           <w:rFonts w:ascii="Times New Roman" w:hAnsi="Times New Roman" w:cs="Times New Roman"/>
           <w:color w:val="000000"/>
           <w:sz w:val="24"/>
@@ -1599,7 +1458,42 @@
       </w:pPr>
       <w:r>
         <w:rPr>
-          <w:rFonts w:ascii="Aptos" w:hAnsi="Aptos" w:cs="Aptos" w:eastAsia="Aptos"/>
+          <w:color w:val="000000"/>
+          <w:sz w:val="24"/>
+          <w:szCs w:val="24"/>
+        </w:rPr>
+        <w:lastRenderedPageBreak/>
+        <w:t>Instructions for Facilitator</w:t>
+      </w:r>
+      <w:r>
+        <w:rPr>
+          <w:color w:val="000000"/>
+          <w:sz w:val="24"/>
+          <w:szCs w:val="24"/>
+        </w:rPr>
+        <w:t>/</w:t>
+      </w:r>
+      <w:r>
+        <w:rPr>
+          <w:color w:val="000000"/>
+          <w:sz w:val="24"/>
+          <w:szCs w:val="24"/>
+        </w:rPr>
+        <w:t>Proctor EP</w:t>
+      </w:r>
+    </w:p>
+    <w:p>
+      <w:pPr>
+        <w:spacing w:after="0" w:line="480" w:lineRule="auto"/>
+        <w:rPr>
+          <w:rFonts w:ascii="Times New Roman" w:hAnsi="Times New Roman" w:cs="Times New Roman"/>
+          <w:color w:val="000000"/>
+          <w:sz w:val="24"/>
+          <w:szCs w:val="24"/>
+        </w:rPr>
+      </w:pPr>
+      <w:r>
+        <w:rPr>
           <w:color w:val="000000"/>
           <w:sz w:val="24"/>
           <w:szCs w:val="24"/>
@@ -1608,7 +1502,6 @@
       </w:r>
       <w:r>
         <w:rPr>
-          <w:rFonts w:ascii="Aptos" w:hAnsi="Aptos" w:cs="Aptos" w:eastAsia="Aptos"/>
           <w:color w:val="000000"/>
           <w:sz w:val="24"/>
           <w:szCs w:val="24"/>
@@ -1617,7 +1510,6 @@
       </w:r>
       <w:r>
         <w:rPr>
-          <w:rFonts w:ascii="Aptos" w:hAnsi="Aptos" w:cs="Aptos" w:eastAsia="Aptos"/>
           <w:color w:val="000000"/>
           <w:sz w:val="24"/>
           <w:szCs w:val="24"/>
@@ -1626,7 +1518,6 @@
       </w:r>
       <w:r>
         <w:rPr>
-          <w:rFonts w:ascii="Aptos" w:hAnsi="Aptos" w:cs="Aptos" w:eastAsia="Aptos"/>
           <w:color w:val="000000"/>
           <w:sz w:val="24"/>
           <w:szCs w:val="24"/>
@@ -1635,7 +1526,6 @@
       </w:r>
       <w:r>
         <w:rPr>
-          <w:rFonts w:ascii="Aptos" w:hAnsi="Aptos" w:cs="Aptos" w:eastAsia="Aptos"/>
           <w:color w:val="000000"/>
           <w:sz w:val="24"/>
           <w:szCs w:val="24"/>
@@ -1644,7 +1534,6 @@
       </w:r>
       <w:r>
         <w:rPr>
-          <w:rFonts w:ascii="Aptos" w:hAnsi="Aptos" w:cs="Aptos" w:eastAsia="Aptos"/>
           <w:color w:val="000000"/>
           <w:sz w:val="24"/>
           <w:szCs w:val="24"/>
@@ -1653,7 +1542,6 @@
       </w:r>
       <w:r>
         <w:rPr>
-          <w:rFonts w:ascii="Aptos" w:hAnsi="Aptos" w:cs="Aptos" w:eastAsia="Aptos"/>
           <w:color w:val="000000"/>
           <w:sz w:val="24"/>
           <w:szCs w:val="24"/>
@@ -1662,7 +1550,6 @@
       </w:r>
       <w:r>
         <w:rPr>
-          <w:rFonts w:ascii="Aptos" w:hAnsi="Aptos" w:cs="Aptos" w:eastAsia="Aptos"/>
           <w:color w:val="000000"/>
           <w:sz w:val="24"/>
           <w:szCs w:val="24"/>
@@ -1671,7 +1558,6 @@
       </w:r>
       <w:r>
         <w:rPr>
-          <w:rFonts w:ascii="Aptos" w:hAnsi="Aptos" w:cs="Aptos" w:eastAsia="Aptos"/>
           <w:color w:val="000000"/>
           <w:sz w:val="24"/>
           <w:szCs w:val="24"/>
@@ -1680,7 +1566,6 @@
       </w:r>
       <w:r>
         <w:rPr>
-          <w:rFonts w:ascii="Aptos" w:hAnsi="Aptos" w:cs="Aptos" w:eastAsia="Aptos"/>
           <w:color w:val="000000"/>
           <w:sz w:val="24"/>
           <w:szCs w:val="24"/>
@@ -1689,7 +1574,6 @@
       </w:r>
       <w:r>
         <w:rPr>
-          <w:rFonts w:ascii="Aptos" w:hAnsi="Aptos" w:cs="Aptos" w:eastAsia="Aptos"/>
           <w:color w:val="000000"/>
           <w:sz w:val="24"/>
           <w:szCs w:val="24"/>
@@ -1698,7 +1582,6 @@
       </w:r>
       <w:r>
         <w:rPr>
-          <w:rFonts w:ascii="Aptos" w:hAnsi="Aptos" w:cs="Aptos" w:eastAsia="Aptos"/>
           <w:color w:val="000000"/>
           <w:sz w:val="24"/>
           <w:szCs w:val="24"/>
@@ -1707,7 +1590,6 @@
       </w:r>
       <w:r>
         <w:rPr>
-          <w:rFonts w:ascii="Aptos" w:hAnsi="Aptos" w:cs="Aptos" w:eastAsia="Aptos"/>
           <w:color w:val="000000"/>
           <w:sz w:val="24"/>
           <w:szCs w:val="24"/>
@@ -1716,7 +1598,6 @@
       </w:r>
       <w:r>
         <w:rPr>
-          <w:rFonts w:ascii="Aptos" w:hAnsi="Aptos" w:cs="Aptos" w:eastAsia="Aptos"/>
           <w:color w:val="000000"/>
           <w:sz w:val="24"/>
           <w:szCs w:val="24"/>
@@ -1725,7 +1606,6 @@
       </w:r>
       <w:r>
         <w:rPr>
-          <w:rFonts w:ascii="Aptos" w:hAnsi="Aptos" w:cs="Aptos" w:eastAsia="Aptos"/>
           <w:color w:val="000000"/>
           <w:sz w:val="24"/>
           <w:szCs w:val="24"/>
@@ -1734,7 +1614,6 @@
       </w:r>
       <w:r>
         <w:rPr>
-          <w:rFonts w:ascii="Aptos" w:hAnsi="Aptos" w:cs="Aptos" w:eastAsia="Aptos"/>
           <w:color w:val="000000"/>
           <w:sz w:val="24"/>
           <w:szCs w:val="24"/>
@@ -1743,7 +1622,7 @@
       </w:r>
     </w:p>
     <w:sectPr>
-      <w:footerReference w:type="default" r:id="rId14"/>
+      <w:footerReference w:type="default" r:id="rId8"/>
       <w:pgSz w:w="12240" w:h="15840"/>
       <w:pgMar w:top="1440" w:right="1440" w:bottom="1440" w:left="1440" w:header="706" w:footer="706" w:gutter="0"/>
       <w:cols w:space="720"/>
@@ -1753,42 +1632,6 @@
 </w:document>
 </file>
 
-<file path=word/comments.xml><?xml version="1.0" encoding="utf-8"?>
-<w:comments xmlns:wpc="http://schemas.microsoft.com/office/word/2010/wordprocessingCanvas" xmlns:cx="http://schemas.microsoft.com/office/drawing/2014/chartex" xmlns:cx1="http://schemas.microsoft.com/office/drawing/2015/9/8/chartex" xmlns:cx2="http://schemas.microsoft.com/office/drawing/2015/10/21/chartex" xmlns:cx3="http://schemas.microsoft.com/office/drawing/2016/5/9/chartex" xmlns:cx4="http://schemas.microsoft.com/office/drawing/2016/5/10/chartex" xmlns:cx5="http://schemas.microsoft.com/office/drawing/2016/5/11/chartex" xmlns:cx6="http://schemas.microsoft.com/office/drawing/2016/5/12/chartex" xmlns:cx7="http://schemas.microsoft.com/office/drawing/2016/5/13/chartex" xmlns:cx8="http://schemas.microsoft.com/office/drawing/2016/5/14/chartex" xmlns:mc="http://schemas.openxmlformats.org/markup-compatibility/2006" xmlns:aink="http://schemas.microsoft.com/office/drawing/2016/ink" xmlns:am3d="http://schemas.microsoft.com/office/drawing/2017/model3d" xmlns:o="urn:schemas-microsoft-com:office:office" xmlns:oel="http://schemas.microsoft.com/office/2019/extlst" xmlns:r="http://schemas.openxmlformats.org/officeDocument/2006/relationships" xmlns:m="http://schemas.openxmlformats.org/officeDocument/2006/math" xmlns:v="urn:schemas-microsoft-com:vml" xmlns:wp14="http://schemas.microsoft.com/office/word/2010/wordprocessingDrawing" xmlns:wp="http://schemas.openxmlformats.org/drawingml/2006/wordprocessingDrawing" xmlns:w10="urn:schemas-microsoft-com:office:word" xmlns:w="http://schemas.openxmlformats.org/wordprocessingml/2006/main" xmlns:w14="http://schemas.microsoft.com/office/word/2010/wordml" xmlns:w15="http://schemas.microsoft.com/office/word/2012/wordml" xmlns:w16cex="http://schemas.microsoft.com/office/word/2018/wordml/cex" xmlns:w16cid="http://schemas.microsoft.com/office/word/2016/wordml/cid" xmlns:w16="http://schemas.microsoft.com/office/word/2018/wordml" xmlns:w16du="http://schemas.microsoft.com/office/word/2023/wordml/word16du" xmlns:w16sdtdh="http://schemas.microsoft.com/office/word/2020/wordml/sdtdatahash" xmlns:w16sdtfl="http://schemas.microsoft.com/office/word/2024/wordml/sdtformatlock" xmlns:w16se="http://schemas.microsoft.com/office/word/2015/wordml/symex" xmlns:wpg="http://schemas.microsoft.com/office/word/2010/wordprocessingGroup" xmlns:wpi="http://schemas.microsoft.com/office/word/2010/wordprocessingInk" xmlns:wne="http://schemas.microsoft.com/office/word/2006/wordml" xmlns:wps="http://schemas.microsoft.com/office/word/2010/wordprocessingShape" mc:Ignorable="w14 w15 w16se w16cid w16 w16cex w16sdtdh w16sdtfl w16du wp14">
-  <w:comment w:id="344" w:author="ED" w:date="2026-05-22T23:15:00Z" w:initials="ED">
-    <w:p>
-      <w:pPr>
-        <w:pStyle w:val="CommentText"/>
-      </w:pPr>
-      <w:r>
-        <w:rPr>
-          <w:rStyle w:val="CommentReference"/>
-        </w:rPr>
-        <w:annotationRef/>
-      </w:r>
-      <w:r>
-        <w:rPr>
-          <w:rFonts w:ascii="Aptos" w:hAnsi="Aptos" w:eastAsia="Aptos" w:cs="Aptos"/>
-        </w:rPr>
-        <w:t>Comp: Set as sublist</w:t>
-      </w:r>
-    </w:p>
-  </w:comment>
-</w:comments>
-</file>
-
-<file path=word/commentsExtended.xml><?xml version="1.0" encoding="utf-8"?>
-<w15:commentsEx xmlns:wpc="http://schemas.microsoft.com/office/word/2010/wordprocessingCanvas" xmlns:cx="http://schemas.microsoft.com/office/drawing/2014/chartex" xmlns:cx1="http://schemas.microsoft.com/office/drawing/2015/9/8/chartex" xmlns:cx2="http://schemas.microsoft.com/office/drawing/2015/10/21/chartex" xmlns:cx3="http://schemas.microsoft.com/office/drawing/2016/5/9/chartex" xmlns:cx4="http://schemas.microsoft.com/office/drawing/2016/5/10/chartex" xmlns:cx5="http://schemas.microsoft.com/office/drawing/2016/5/11/chartex" xmlns:cx6="http://schemas.microsoft.com/office/drawing/2016/5/12/chartex" xmlns:cx7="http://schemas.microsoft.com/office/drawing/2016/5/13/chartex" xmlns:cx8="http://schemas.microsoft.com/office/drawing/2016/5/14/chartex" xmlns:mc="http://schemas.openxmlformats.org/markup-compatibility/2006" xmlns:aink="http://schemas.microsoft.com/office/drawing/2016/ink" xmlns:am3d="http://schemas.microsoft.com/office/drawing/2017/model3d" xmlns:o="urn:schemas-microsoft-com:office:office" xmlns:oel="http://schemas.microsoft.com/office/2019/extlst" xmlns:r="http://schemas.openxmlformats.org/officeDocument/2006/relationships" xmlns:m="http://schemas.openxmlformats.org/officeDocument/2006/math" xmlns:v="urn:schemas-microsoft-com:vml" xmlns:wp14="http://schemas.microsoft.com/office/word/2010/wordprocessingDrawing" xmlns:wp="http://schemas.openxmlformats.org/drawingml/2006/wordprocessingDrawing" xmlns:w10="urn:schemas-microsoft-com:office:word" xmlns:w="http://schemas.openxmlformats.org/wordprocessingml/2006/main" xmlns:w14="http://schemas.microsoft.com/office/word/2010/wordml" xmlns:w15="http://schemas.microsoft.com/office/word/2012/wordml" xmlns:w16cex="http://schemas.microsoft.com/office/word/2018/wordml/cex" xmlns:w16cid="http://schemas.microsoft.com/office/word/2016/wordml/cid" xmlns:w16="http://schemas.microsoft.com/office/word/2018/wordml" xmlns:w16du="http://schemas.microsoft.com/office/word/2023/wordml/word16du" xmlns:w16sdtdh="http://schemas.microsoft.com/office/word/2020/wordml/sdtdatahash" xmlns:w16sdtfl="http://schemas.microsoft.com/office/word/2024/wordml/sdtformatlock" xmlns:w16se="http://schemas.microsoft.com/office/word/2015/wordml/symex" xmlns:wpg="http://schemas.microsoft.com/office/word/2010/wordprocessingGroup" xmlns:wpi="http://schemas.microsoft.com/office/word/2010/wordprocessingInk" xmlns:wne="http://schemas.microsoft.com/office/word/2006/wordml" xmlns:wps="http://schemas.microsoft.com/office/word/2010/wordprocessingShape" mc:Ignorable="w14 w15 w16se w16cid w16 w16cex w16sdtdh w16sdtfl w16du wp14">
-  <w15:commentEx w15:paraId="79E9592C" w15:done="0"/>
-</w15:commentsEx>
-</file>
-
-<file path=word/commentsIds.xml><?xml version="1.0" encoding="utf-8"?>
-<w16cid:commentsIds xmlns:wpc="http://schemas.microsoft.com/office/word/2010/wordprocessingCanvas" xmlns:cx="http://schemas.microsoft.com/office/drawing/2014/chartex" xmlns:cx1="http://schemas.microsoft.com/office/drawing/2015/9/8/chartex" xmlns:cx2="http://schemas.microsoft.com/office/drawing/2015/10/21/chartex" xmlns:cx3="http://schemas.microsoft.com/office/drawing/2016/5/9/chartex" xmlns:cx4="http://schemas.microsoft.com/office/drawing/2016/5/10/chartex" xmlns:cx5="http://schemas.microsoft.com/office/drawing/2016/5/11/chartex" xmlns:cx6="http://schemas.microsoft.com/office/drawing/2016/5/12/chartex" xmlns:cx7="http://schemas.microsoft.com/office/drawing/2016/5/13/chartex" xmlns:cx8="http://schemas.microsoft.com/office/drawing/2016/5/14/chartex" xmlns:mc="http://schemas.openxmlformats.org/markup-compatibility/2006" xmlns:aink="http://schemas.microsoft.com/office/drawing/2016/ink" xmlns:am3d="http://schemas.microsoft.com/office/drawing/2017/model3d" xmlns:o="urn:schemas-microsoft-com:office:office" xmlns:oel="http://schemas.microsoft.com/office/2019/extlst" xmlns:r="http://schemas.openxmlformats.org/officeDocument/2006/relationships" xmlns:m="http://schemas.openxmlformats.org/officeDocument/2006/math" xmlns:v="urn:schemas-microsoft-com:vml" xmlns:wp14="http://schemas.microsoft.com/office/word/2010/wordprocessingDrawing" xmlns:wp="http://schemas.openxmlformats.org/drawingml/2006/wordprocessingDrawing" xmlns:w10="urn:schemas-microsoft-com:office:word" xmlns:w="http://schemas.openxmlformats.org/wordprocessingml/2006/main" xmlns:w14="http://schemas.microsoft.com/office/word/2010/wordml" xmlns:w15="http://schemas.microsoft.com/office/word/2012/wordml" xmlns:w16cex="http://schemas.microsoft.com/office/word/2018/wordml/cex" xmlns:w16cid="http://schemas.microsoft.com/office/word/2016/wordml/cid" xmlns:w16="http://schemas.microsoft.com/office/word/2018/wordml" xmlns:w16du="http://schemas.microsoft.com/office/word/2023/wordml/word16du" xmlns:w16sdtdh="http://schemas.microsoft.com/office/word/2020/wordml/sdtdatahash" xmlns:w16sdtfl="http://schemas.microsoft.com/office/word/2024/wordml/sdtformatlock" xmlns:w16se="http://schemas.microsoft.com/office/word/2015/wordml/symex" xmlns:wpg="http://schemas.microsoft.com/office/word/2010/wordprocessingGroup" xmlns:wpi="http://schemas.microsoft.com/office/word/2010/wordprocessingInk" xmlns:wne="http://schemas.microsoft.com/office/word/2006/wordml" xmlns:wps="http://schemas.microsoft.com/office/word/2010/wordprocessingShape" mc:Ignorable="w14 w15 w16se w16cid w16 w16cex w16sdtdh w16sdtfl w16du wp14">
-  <w16cid:commentId w16cid:paraId="79E9592C" w16cid:durableId="79E9592C"/>
-</w16cid:commentsIds>
-</file>
-
 <file path=word/endnotes.xml><?xml version="1.0" encoding="utf-8"?>
 <w:endnotes xmlns:wpc="http://schemas.microsoft.com/office/word/2010/wordprocessingCanvas" xmlns:cx="http://schemas.microsoft.com/office/drawing/2014/chartex" xmlns:cx1="http://schemas.microsoft.com/office/drawing/2015/9/8/chartex" xmlns:cx2="http://schemas.microsoft.com/office/drawing/2015/10/21/chartex" xmlns:cx3="http://schemas.microsoft.com/office/drawing/2016/5/9/chartex" xmlns:cx4="http://schemas.microsoft.com/office/drawing/2016/5/10/chartex" xmlns:cx5="http://schemas.microsoft.com/office/drawing/2016/5/11/chartex" xmlns:cx6="http://schemas.microsoft.com/office/drawing/2016/5/12/chartex" xmlns:cx7="http://schemas.microsoft.com/office/drawing/2016/5/13/chartex" xmlns:cx8="http://schemas.microsoft.com/office/drawing/2016/5/14/chartex" xmlns:mc="http://schemas.openxmlformats.org/markup-compatibility/2006" xmlns:aink="http://schemas.microsoft.com/office/drawing/2016/ink" xmlns:am3d="http://schemas.microsoft.com/office/drawing/2017/model3d" xmlns:o="urn:schemas-microsoft-com:office:office" xmlns:oel="http://schemas.microsoft.com/office/2019/extlst" xmlns:r="http://schemas.openxmlformats.org/officeDocument/2006/relationships" xmlns:m="http://schemas.openxmlformats.org/officeDocument/2006/math" xmlns:v="urn:schemas-microsoft-com:vml" xmlns:wp14="http://schemas.microsoft.com/office/word/2010/wordprocessingDrawing" xmlns:wp="http://schemas.openxmlformats.org/drawingml/2006/wordprocessingDrawing" xmlns:w10="urn:schemas-microsoft-com:office:word" xmlns:w="http://schemas.openxmlformats.org/wordprocessingml/2006/main" xmlns:w14="http://schemas.microsoft.com/office/word/2010/wordml" xmlns:w15="http://schemas.microsoft.com/office/word/2012/wordml" xmlns:w16cex="http://schemas.microsoft.com/office/word/2018/wordml/cex" xmlns:w16cid="http://schemas.microsoft.com/office/word/2016/wordml/cid" xmlns:w16="http://schemas.microsoft.com/office/word/2018/wordml" xmlns:w16du="http://schemas.microsoft.com/office/word/2023/wordml/word16du" xmlns:w16sdtdh="http://schemas.microsoft.com/office/word/2020/wordml/sdtdatahash" xmlns:w16sdtfl="http://schemas.microsoft.com/office/word/2024/wordml/sdtformatlock" xmlns:w16se="http://schemas.microsoft.com/office/word/2015/wordml/symex" xmlns:wpg="http://schemas.microsoft.com/office/word/2010/wordprocessingGroup" xmlns:wpi="http://schemas.microsoft.com/office/word/2010/wordprocessingInk" xmlns:wne="http://schemas.microsoft.com/office/word/2006/wordml" xmlns:wps="http://schemas.microsoft.com/office/word/2010/wordprocessingShape" mc:Ignorable="w14 w15 w16se w16cid w16 w16cex w16sdtdh w16sdtfl w16du wp14">
   <w:endnote w:type="separator" w:id="-1">
@@ -1815,22 +1658,19 @@
 </file>
 
 <file path=word/footer1.xml><?xml version="1.0" encoding="utf-8"?>
-<w:ftr xmlns:m="http://schemas.openxmlformats.org/officeDocument/2006/math" xmlns:mc="http://schemas.openxmlformats.org/markup-compatibility/2006" xmlns:mo="http://schemas.microsoft.com/office/mac/office/2008/main" xmlns:mv="urn:schemas-microsoft-com:mac:vml" xmlns:o="urn:schemas-microsoft-com:office:office" xmlns:r="http://schemas.openxmlformats.org/officeDocument/2006/relationships" xmlns:v="urn:schemas-microsoft-com:vml" xmlns:w10="urn:schemas-microsoft-com:office:word" xmlns:w14="http://schemas.microsoft.com/office/word/2010/wordml" xmlns:w="http://schemas.openxmlformats.org/wordprocessingml/2006/main" xmlns:wne="http://schemas.microsoft.com/office/word/2006/wordml" xmlns:wp14="http://schemas.microsoft.com/office/word/2010/wordprocessingDrawing" xmlns:wp="http://schemas.openxmlformats.org/drawingml/2006/wordprocessingDrawing" xmlns:wpc="http://schemas.microsoft.com/office/word/2010/wordprocessingCanvas" xmlns:wpg="http://schemas.microsoft.com/office/word/2010/wordprocessingGroup" xmlns:wpi="http://schemas.microsoft.com/office/word/2010/wordprocessingInk" xmlns:wps="http://schemas.microsoft.com/office/word/2010/wordprocessingShape" mc:Ignorable="w14 wp14">
+<w:ftr xmlns:wpc="http://schemas.microsoft.com/office/word/2010/wordprocessingCanvas" xmlns:cx="http://schemas.microsoft.com/office/drawing/2014/chartex" xmlns:cx1="http://schemas.microsoft.com/office/drawing/2015/9/8/chartex" xmlns:cx2="http://schemas.microsoft.com/office/drawing/2015/10/21/chartex" xmlns:cx3="http://schemas.microsoft.com/office/drawing/2016/5/9/chartex" xmlns:cx4="http://schemas.microsoft.com/office/drawing/2016/5/10/chartex" xmlns:cx5="http://schemas.microsoft.com/office/drawing/2016/5/11/chartex" xmlns:cx6="http://schemas.microsoft.com/office/drawing/2016/5/12/chartex" xmlns:cx7="http://schemas.microsoft.com/office/drawing/2016/5/13/chartex" xmlns:cx8="http://schemas.microsoft.com/office/drawing/2016/5/14/chartex" xmlns:mc="http://schemas.openxmlformats.org/markup-compatibility/2006" xmlns:aink="http://schemas.microsoft.com/office/drawing/2016/ink" xmlns:am3d="http://schemas.microsoft.com/office/drawing/2017/model3d" xmlns:o="urn:schemas-microsoft-com:office:office" xmlns:oel="http://schemas.microsoft.com/office/2019/extlst" xmlns:r="http://schemas.openxmlformats.org/officeDocument/2006/relationships" xmlns:m="http://schemas.openxmlformats.org/officeDocument/2006/math" xmlns:v="urn:schemas-microsoft-com:vml" xmlns:wp14="http://schemas.microsoft.com/office/word/2010/wordprocessingDrawing" xmlns:wp="http://schemas.openxmlformats.org/drawingml/2006/wordprocessingDrawing" xmlns:w10="urn:schemas-microsoft-com:office:word" xmlns:w="http://schemas.openxmlformats.org/wordprocessingml/2006/main" xmlns:w14="http://schemas.microsoft.com/office/word/2010/wordml" xmlns:w15="http://schemas.microsoft.com/office/word/2012/wordml" xmlns:w16cex="http://schemas.microsoft.com/office/word/2018/wordml/cex" xmlns:w16cid="http://schemas.microsoft.com/office/word/2016/wordml/cid" xmlns:w16="http://schemas.microsoft.com/office/word/2018/wordml" xmlns:w16du="http://schemas.microsoft.com/office/word/2023/wordml/word16du" xmlns:w16sdtdh="http://schemas.microsoft.com/office/word/2020/wordml/sdtdatahash" xmlns:w16sdtfl="http://schemas.microsoft.com/office/word/2024/wordml/sdtformatlock" xmlns:w16se="http://schemas.microsoft.com/office/word/2015/wordml/symex" xmlns:wpg="http://schemas.microsoft.com/office/word/2010/wordprocessingGroup" xmlns:wpi="http://schemas.microsoft.com/office/word/2010/wordprocessingInk" xmlns:wne="http://schemas.microsoft.com/office/word/2006/wordml" xmlns:wps="http://schemas.microsoft.com/office/word/2010/wordprocessingShape" mc:Ignorable="w14 w15 w16se w16cid w16 w16cex w16sdtdh w16sdtfl w16du wp14">
   <w:p>
     <w:pPr>
-      <w:spacing w:line="240" w:lineRule="auto" w:before="0" w:after="0"/>
-      <w:jc w:val="left"/>
+      <w:spacing w:after="0" w:line="240" w:lineRule="auto"/>
     </w:pPr>
     <w:r>
       <w:rPr>
-        <w:rFonts w:ascii="Aptos" w:hAnsi="Aptos" w:eastAsia="Aptos" w:cs="Aptos"/>
         <w:sz w:val="18"/>
       </w:rPr>
       <w:t xml:space="preserve">From J.M. Larson and H.L. Stedge, </w:t>
     </w:r>
     <w:r>
       <w:rPr>
-        <w:rFonts w:ascii="Aptos" w:hAnsi="Aptos" w:eastAsia="Aptos" w:cs="Aptos"/>
         <w:i/>
         <w:sz w:val="18"/>
       </w:rPr>
@@ -1838,7 +1678,6 @@
     </w:r>
     <w:r>
       <w:rPr>
-        <w:rFonts w:ascii="Aptos" w:hAnsi="Aptos" w:eastAsia="Aptos" w:cs="Aptos"/>
         <w:sz w:val="18"/>
       </w:rPr>
       <w:t xml:space="preserve"> (Human Kinetics, 2027).</w:t>
@@ -4944,17 +4783,6 @@
     <w:abstractNumId w:val="15"/>
   </w:num>
 </w:numbering>
-</file>
-
-<file path=word/people.xml><?xml version="1.0" encoding="utf-8"?>
-<w15:people xmlns:wpc="http://schemas.microsoft.com/office/word/2010/wordprocessingCanvas" xmlns:cx="http://schemas.microsoft.com/office/drawing/2014/chartex" xmlns:cx1="http://schemas.microsoft.com/office/drawing/2015/9/8/chartex" xmlns:cx2="http://schemas.microsoft.com/office/drawing/2015/10/21/chartex" xmlns:cx3="http://schemas.microsoft.com/office/drawing/2016/5/9/chartex" xmlns:cx4="http://schemas.microsoft.com/office/drawing/2016/5/10/chartex" xmlns:cx5="http://schemas.microsoft.com/office/drawing/2016/5/11/chartex" xmlns:cx6="http://schemas.microsoft.com/office/drawing/2016/5/12/chartex" xmlns:cx7="http://schemas.microsoft.com/office/drawing/2016/5/13/chartex" xmlns:cx8="http://schemas.microsoft.com/office/drawing/2016/5/14/chartex" xmlns:mc="http://schemas.openxmlformats.org/markup-compatibility/2006" xmlns:aink="http://schemas.microsoft.com/office/drawing/2016/ink" xmlns:am3d="http://schemas.microsoft.com/office/drawing/2017/model3d" xmlns:o="urn:schemas-microsoft-com:office:office" xmlns:oel="http://schemas.microsoft.com/office/2019/extlst" xmlns:r="http://schemas.openxmlformats.org/officeDocument/2006/relationships" xmlns:m="http://schemas.openxmlformats.org/officeDocument/2006/math" xmlns:v="urn:schemas-microsoft-com:vml" xmlns:wp14="http://schemas.microsoft.com/office/word/2010/wordprocessingDrawing" xmlns:wp="http://schemas.openxmlformats.org/drawingml/2006/wordprocessingDrawing" xmlns:w10="urn:schemas-microsoft-com:office:word" xmlns:w="http://schemas.openxmlformats.org/wordprocessingml/2006/main" xmlns:w14="http://schemas.microsoft.com/office/word/2010/wordml" xmlns:w15="http://schemas.microsoft.com/office/word/2012/wordml" xmlns:w16cex="http://schemas.microsoft.com/office/word/2018/wordml/cex" xmlns:w16cid="http://schemas.microsoft.com/office/word/2016/wordml/cid" xmlns:w16="http://schemas.microsoft.com/office/word/2018/wordml" xmlns:w16du="http://schemas.microsoft.com/office/word/2023/wordml/word16du" xmlns:w16sdtdh="http://schemas.microsoft.com/office/word/2020/wordml/sdtdatahash" xmlns:w16sdtfl="http://schemas.microsoft.com/office/word/2024/wordml/sdtformatlock" xmlns:w16se="http://schemas.microsoft.com/office/word/2015/wordml/symex" xmlns:wpg="http://schemas.microsoft.com/office/word/2010/wordprocessingGroup" xmlns:wpi="http://schemas.microsoft.com/office/word/2010/wordprocessingInk" xmlns:wne="http://schemas.microsoft.com/office/word/2006/wordml" xmlns:wps="http://schemas.microsoft.com/office/word/2010/wordprocessingShape" mc:Ignorable="w14 w15 w16se w16cid w16 w16cex w16sdtdh w16sdtfl w16du wp14">
-  <w15:person w15:author="Anna Seaman">
-    <w15:presenceInfo w15:providerId="AD" w15:userId="S::AnnaS@hkusa.com::713ab380-bdda-4997-81d0-fa539102c996"/>
-  </w15:person>
-  <w15:person w15:author="ED">
-    <w15:presenceInfo w15:providerId="None" w15:userId="ED"/>
-  </w15:person>
-</w15:people>
 </file>
 
 <file path=word/styles.xml><?xml version="1.0" encoding="utf-8"?>
@@ -5358,7 +5186,7 @@
     <w:name w:val="Normal"/>
     <w:qFormat/>
     <w:rPr>
-      <w:rFonts w:ascii="Aptos" w:hAnsi="Aptos" w:eastAsia="Aptos" w:cs="Aptos"/>
+      <w:rFonts w:ascii="Aptos" w:eastAsia="Aptos" w:hAnsi="Aptos" w:cs="Aptos"/>
     </w:rPr>
   </w:style>
   <w:style w:type="paragraph" w:styleId="Heading1">
@@ -5569,6 +5397,7 @@
   <w:style w:type="character" w:default="1" w:styleId="DefaultParagraphFont">
     <w:name w:val="Default Paragraph Font"/>
     <w:uiPriority w:val="1"/>
+    <w:semiHidden/>
     <w:unhideWhenUsed/>
   </w:style>
   <w:style w:type="table" w:default="1" w:styleId="TableNormal">

--- a/assets/downloads/simulation-31/instructions-for-all-eps.docx
+++ b/assets/downloads/simulation-31/instructions-for-all-eps.docx
@@ -13,15 +13,18 @@
           <w:szCs w:val="24"/>
         </w:rPr>
       </w:pPr>
-      <w:bookmarkStart w:id="0" w:name="_Hlk217057501"/>
-      <w:r>
-        <w:rPr>
-          <w:rFonts w:ascii="Aptos" w:eastAsia="Aptos" w:hAnsi="Aptos" w:cs="Aptos"/>
-          <w:color w:val="000000"/>
+      <w:bookmarkStart w:id="285" w:name="_Hlk217057501"/>
+      <w:bookmarkEnd w:id="284"/>
+      <w:r>
+        <w:rPr>
+          <w:rFonts w:ascii="Aptos" w:hAnsi="Aptos" w:cs="Aptos" w:eastAsia="Aptos"/>
+          <w:color w:val="000000"/>
+          <w:sz w:val="40"/>
+          <w:szCs w:val="40"/>
         </w:rPr>
         <w:t>Instructions for Embedded Personnel</w:t>
       </w:r>
-      <w:bookmarkEnd w:id="0"/>
+      <w:bookmarkEnd w:id="285"/>
     </w:p>
     <w:p>
       <w:pPr>
@@ -35,6 +38,7 @@
       </w:pPr>
       <w:r>
         <w:rPr>
+          <w:rFonts w:ascii="Aptos" w:hAnsi="Aptos" w:cs="Aptos" w:eastAsia="Aptos"/>
           <w:color w:val="000000"/>
           <w:sz w:val="24"/>
           <w:szCs w:val="24"/>
@@ -43,6 +47,7 @@
       </w:r>
       <w:r>
         <w:rPr>
+          <w:rFonts w:ascii="Aptos" w:hAnsi="Aptos" w:cs="Aptos" w:eastAsia="Aptos"/>
           <w:color w:val="000000"/>
           <w:sz w:val="24"/>
           <w:szCs w:val="24"/>
@@ -51,6 +56,7 @@
       </w:r>
       <w:r>
         <w:rPr>
+          <w:rFonts w:ascii="Aptos" w:hAnsi="Aptos" w:cs="Aptos" w:eastAsia="Aptos"/>
           <w:color w:val="000000"/>
           <w:sz w:val="24"/>
           <w:szCs w:val="24"/>
@@ -59,6 +65,7 @@
       </w:r>
       <w:r>
         <w:rPr>
+          <w:rFonts w:ascii="Aptos" w:hAnsi="Aptos" w:cs="Aptos" w:eastAsia="Aptos"/>
           <w:color w:val="000000"/>
           <w:sz w:val="24"/>
           <w:szCs w:val="24"/>
@@ -67,6 +74,7 @@
       </w:r>
       <w:r>
         <w:rPr>
+          <w:rFonts w:ascii="Aptos" w:hAnsi="Aptos" w:cs="Aptos" w:eastAsia="Aptos"/>
           <w:color w:val="000000"/>
           <w:sz w:val="24"/>
           <w:szCs w:val="24"/>
@@ -75,6 +83,7 @@
       </w:r>
       <w:r>
         <w:rPr>
+          <w:rFonts w:ascii="Aptos" w:hAnsi="Aptos" w:cs="Aptos" w:eastAsia="Aptos"/>
           <w:color w:val="000000"/>
           <w:sz w:val="24"/>
           <w:szCs w:val="24"/>
@@ -83,6 +92,7 @@
       </w:r>
       <w:r>
         <w:rPr>
+          <w:rFonts w:ascii="Aptos" w:hAnsi="Aptos" w:cs="Aptos" w:eastAsia="Aptos"/>
           <w:color w:val="000000"/>
           <w:sz w:val="24"/>
           <w:szCs w:val="24"/>
@@ -91,6 +101,7 @@
       </w:r>
       <w:r>
         <w:rPr>
+          <w:rFonts w:ascii="Aptos" w:hAnsi="Aptos" w:cs="Aptos" w:eastAsia="Aptos"/>
           <w:color w:val="000000"/>
           <w:sz w:val="24"/>
           <w:szCs w:val="24"/>
@@ -99,6 +110,7 @@
       </w:r>
       <w:r>
         <w:rPr>
+          <w:rFonts w:ascii="Aptos" w:hAnsi="Aptos" w:cs="Aptos" w:eastAsia="Aptos"/>
           <w:color w:val="000000"/>
           <w:sz w:val="24"/>
           <w:szCs w:val="24"/>
@@ -107,6 +119,7 @@
       </w:r>
       <w:r>
         <w:rPr>
+          <w:rFonts w:ascii="Aptos" w:hAnsi="Aptos" w:cs="Aptos" w:eastAsia="Aptos"/>
           <w:color w:val="000000"/>
           <w:sz w:val="24"/>
           <w:szCs w:val="24"/>
@@ -115,6 +128,7 @@
       </w:r>
       <w:r>
         <w:rPr>
+          <w:rFonts w:ascii="Aptos" w:hAnsi="Aptos" w:cs="Aptos" w:eastAsia="Aptos"/>
           <w:color w:val="000000"/>
           <w:sz w:val="24"/>
           <w:szCs w:val="24"/>
@@ -123,6 +137,7 @@
       </w:r>
       <w:r>
         <w:rPr>
+          <w:rFonts w:ascii="Aptos" w:hAnsi="Aptos" w:cs="Aptos" w:eastAsia="Aptos"/>
           <w:color w:val="000000"/>
           <w:sz w:val="24"/>
           <w:szCs w:val="24"/>
@@ -131,6 +146,7 @@
       </w:r>
       <w:r>
         <w:rPr>
+          <w:rFonts w:ascii="Aptos" w:hAnsi="Aptos" w:cs="Aptos" w:eastAsia="Aptos"/>
           <w:color w:val="000000"/>
           <w:sz w:val="24"/>
           <w:szCs w:val="24"/>
@@ -139,6 +155,7 @@
       </w:r>
       <w:r>
         <w:rPr>
+          <w:rFonts w:ascii="Aptos" w:hAnsi="Aptos" w:cs="Aptos" w:eastAsia="Aptos"/>
           <w:color w:val="000000"/>
           <w:sz w:val="24"/>
           <w:szCs w:val="24"/>
@@ -158,6 +175,7 @@
       </w:pPr>
       <w:r>
         <w:rPr>
+          <w:rFonts w:ascii="Aptos" w:hAnsi="Aptos" w:cs="Aptos" w:eastAsia="Aptos"/>
           <w:color w:val="000000"/>
           <w:sz w:val="24"/>
           <w:szCs w:val="24"/>
@@ -166,6 +184,7 @@
       </w:r>
       <w:r>
         <w:rPr>
+          <w:rFonts w:ascii="Aptos" w:hAnsi="Aptos" w:cs="Aptos" w:eastAsia="Aptos"/>
           <w:color w:val="000000"/>
           <w:sz w:val="24"/>
           <w:szCs w:val="24"/>
@@ -174,6 +193,7 @@
       </w:r>
       <w:r>
         <w:rPr>
+          <w:rFonts w:ascii="Aptos" w:hAnsi="Aptos" w:cs="Aptos" w:eastAsia="Aptos"/>
           <w:color w:val="000000"/>
           <w:sz w:val="24"/>
           <w:szCs w:val="24"/>
@@ -193,6 +213,7 @@
       </w:pPr>
       <w:r>
         <w:rPr>
+          <w:rFonts w:ascii="Aptos" w:hAnsi="Aptos" w:cs="Aptos" w:eastAsia="Aptos"/>
           <w:color w:val="000000"/>
           <w:sz w:val="24"/>
           <w:szCs w:val="24"/>
@@ -201,6 +222,7 @@
       </w:r>
       <w:r>
         <w:rPr>
+          <w:rFonts w:ascii="Aptos" w:hAnsi="Aptos" w:cs="Aptos" w:eastAsia="Aptos"/>
           <w:color w:val="000000"/>
           <w:sz w:val="24"/>
           <w:szCs w:val="24"/>
@@ -209,6 +231,7 @@
       </w:r>
       <w:r>
         <w:rPr>
+          <w:rFonts w:ascii="Aptos" w:hAnsi="Aptos" w:cs="Aptos" w:eastAsia="Aptos"/>
           <w:color w:val="000000"/>
           <w:sz w:val="24"/>
           <w:szCs w:val="24"/>
@@ -217,6 +240,7 @@
       </w:r>
       <w:r>
         <w:rPr>
+          <w:rFonts w:ascii="Aptos" w:hAnsi="Aptos" w:cs="Aptos" w:eastAsia="Aptos"/>
           <w:color w:val="000000"/>
           <w:sz w:val="24"/>
           <w:szCs w:val="24"/>
@@ -225,6 +249,7 @@
       </w:r>
       <w:r>
         <w:rPr>
+          <w:rFonts w:ascii="Aptos" w:hAnsi="Aptos" w:cs="Aptos" w:eastAsia="Aptos"/>
           <w:color w:val="000000"/>
           <w:sz w:val="24"/>
           <w:szCs w:val="24"/>
@@ -233,6 +258,7 @@
       </w:r>
       <w:r>
         <w:rPr>
+          <w:rFonts w:ascii="Aptos" w:hAnsi="Aptos" w:cs="Aptos" w:eastAsia="Aptos"/>
           <w:color w:val="000000"/>
           <w:sz w:val="24"/>
           <w:szCs w:val="24"/>
@@ -241,6 +267,7 @@
       </w:r>
       <w:r>
         <w:rPr>
+          <w:rFonts w:ascii="Aptos" w:hAnsi="Aptos" w:cs="Aptos" w:eastAsia="Aptos"/>
           <w:color w:val="000000"/>
           <w:sz w:val="24"/>
           <w:szCs w:val="24"/>
@@ -249,6 +276,7 @@
       </w:r>
       <w:r>
         <w:rPr>
+          <w:rFonts w:ascii="Aptos" w:hAnsi="Aptos" w:cs="Aptos" w:eastAsia="Aptos"/>
           <w:color w:val="000000"/>
           <w:sz w:val="24"/>
           <w:szCs w:val="24"/>
@@ -257,6 +285,7 @@
       </w:r>
       <w:r>
         <w:rPr>
+          <w:rFonts w:ascii="Aptos" w:hAnsi="Aptos" w:cs="Aptos" w:eastAsia="Aptos"/>
           <w:color w:val="000000"/>
           <w:sz w:val="24"/>
           <w:szCs w:val="24"/>
@@ -265,6 +294,7 @@
       </w:r>
       <w:r>
         <w:rPr>
+          <w:rFonts w:ascii="Aptos" w:hAnsi="Aptos" w:cs="Aptos" w:eastAsia="Aptos"/>
           <w:color w:val="000000"/>
           <w:sz w:val="24"/>
           <w:szCs w:val="24"/>
@@ -273,6 +303,7 @@
       </w:r>
       <w:r>
         <w:rPr>
+          <w:rFonts w:ascii="Aptos" w:hAnsi="Aptos" w:cs="Aptos" w:eastAsia="Aptos"/>
           <w:color w:val="000000"/>
           <w:sz w:val="24"/>
           <w:szCs w:val="24"/>
@@ -297,6 +328,7 @@
       </w:pPr>
       <w:r>
         <w:rPr>
+          <w:rFonts w:ascii="Aptos" w:hAnsi="Aptos" w:cs="Aptos" w:eastAsia="Aptos"/>
           <w:color w:val="000000"/>
           <w:sz w:val="24"/>
           <w:szCs w:val="24"/>
@@ -321,6 +353,7 @@
       </w:pPr>
       <w:r>
         <w:rPr>
+          <w:rFonts w:ascii="Aptos" w:hAnsi="Aptos" w:cs="Aptos" w:eastAsia="Aptos"/>
           <w:color w:val="000000"/>
           <w:sz w:val="24"/>
           <w:szCs w:val="24"/>
@@ -345,6 +378,7 @@
       </w:pPr>
       <w:r>
         <w:rPr>
+          <w:rFonts w:ascii="Aptos" w:hAnsi="Aptos" w:cs="Aptos" w:eastAsia="Aptos"/>
           <w:color w:val="000000"/>
           <w:sz w:val="24"/>
           <w:szCs w:val="24"/>
@@ -369,6 +403,7 @@
       </w:pPr>
       <w:r>
         <w:rPr>
+          <w:rFonts w:ascii="Aptos" w:hAnsi="Aptos" w:cs="Aptos" w:eastAsia="Aptos"/>
           <w:color w:val="000000"/>
           <w:sz w:val="24"/>
           <w:szCs w:val="24"/>
@@ -377,6 +412,7 @@
       </w:r>
       <w:r>
         <w:rPr>
+          <w:rFonts w:ascii="Aptos" w:hAnsi="Aptos" w:cs="Aptos" w:eastAsia="Aptos"/>
           <w:color w:val="000000"/>
           <w:sz w:val="24"/>
           <w:szCs w:val="24"/>
@@ -385,6 +421,7 @@
       </w:r>
       <w:r>
         <w:rPr>
+          <w:rFonts w:ascii="Aptos" w:hAnsi="Aptos" w:cs="Aptos" w:eastAsia="Aptos"/>
           <w:color w:val="000000"/>
           <w:sz w:val="24"/>
           <w:szCs w:val="24"/>
@@ -404,6 +441,7 @@
       </w:pPr>
       <w:r>
         <w:rPr>
+          <w:rFonts w:ascii="Aptos" w:hAnsi="Aptos" w:cs="Aptos" w:eastAsia="Aptos"/>
           <w:color w:val="000000"/>
           <w:sz w:val="24"/>
           <w:szCs w:val="24"/>
@@ -412,6 +450,7 @@
       </w:r>
       <w:r>
         <w:rPr>
+          <w:rFonts w:ascii="Aptos" w:hAnsi="Aptos" w:cs="Aptos" w:eastAsia="Aptos"/>
           <w:color w:val="000000"/>
           <w:sz w:val="24"/>
           <w:szCs w:val="24"/>
@@ -420,6 +459,7 @@
       </w:r>
       <w:r>
         <w:rPr>
+          <w:rFonts w:ascii="Aptos" w:hAnsi="Aptos" w:cs="Aptos" w:eastAsia="Aptos"/>
           <w:color w:val="000000"/>
           <w:sz w:val="24"/>
           <w:szCs w:val="24"/>
@@ -439,6 +479,7 @@
       </w:pPr>
       <w:r>
         <w:rPr>
+          <w:rFonts w:ascii="Aptos" w:hAnsi="Aptos" w:cs="Aptos" w:eastAsia="Aptos"/>
           <w:color w:val="000000"/>
           <w:sz w:val="24"/>
           <w:szCs w:val="24"/>
@@ -447,6 +488,7 @@
       </w:r>
       <w:r>
         <w:rPr>
+          <w:rFonts w:ascii="Aptos" w:hAnsi="Aptos" w:cs="Aptos" w:eastAsia="Aptos"/>
           <w:color w:val="000000"/>
           <w:sz w:val="24"/>
           <w:szCs w:val="24"/>
@@ -455,6 +497,7 @@
       </w:r>
       <w:r>
         <w:rPr>
+          <w:rFonts w:ascii="Aptos" w:hAnsi="Aptos" w:cs="Aptos" w:eastAsia="Aptos"/>
           <w:color w:val="000000"/>
           <w:sz w:val="24"/>
           <w:szCs w:val="24"/>
@@ -463,6 +506,7 @@
       </w:r>
       <w:r>
         <w:rPr>
+          <w:rFonts w:ascii="Aptos" w:hAnsi="Aptos" w:cs="Aptos" w:eastAsia="Aptos"/>
           <w:color w:val="000000"/>
           <w:sz w:val="24"/>
           <w:szCs w:val="24"/>
@@ -471,6 +515,7 @@
       </w:r>
       <w:r>
         <w:rPr>
+          <w:rFonts w:ascii="Aptos" w:hAnsi="Aptos" w:cs="Aptos" w:eastAsia="Aptos"/>
           <w:color w:val="000000"/>
           <w:sz w:val="24"/>
           <w:szCs w:val="24"/>
@@ -479,6 +524,7 @@
       </w:r>
       <w:r>
         <w:rPr>
+          <w:rFonts w:ascii="Aptos" w:hAnsi="Aptos" w:cs="Aptos" w:eastAsia="Aptos"/>
           <w:color w:val="000000"/>
           <w:sz w:val="24"/>
           <w:szCs w:val="24"/>
@@ -487,6 +533,7 @@
       </w:r>
       <w:r>
         <w:rPr>
+          <w:rFonts w:ascii="Aptos" w:hAnsi="Aptos" w:cs="Aptos" w:eastAsia="Aptos"/>
           <w:color w:val="000000"/>
           <w:sz w:val="24"/>
           <w:szCs w:val="24"/>
@@ -495,32 +542,16 @@
       </w:r>
       <w:r>
         <w:rPr>
-          <w:color w:val="000000"/>
-          <w:sz w:val="24"/>
-          <w:szCs w:val="24"/>
-        </w:rPr>
-        <w:t xml:space="preserve"> rules for </w:t>
-      </w:r>
-      <w:proofErr w:type="gramStart"/>
-      <w:r>
-        <w:rPr>
-          <w:color w:val="000000"/>
-          <w:sz w:val="24"/>
-          <w:szCs w:val="24"/>
-        </w:rPr>
-        <w:t>their participation</w:t>
-      </w:r>
-      <w:proofErr w:type="gramEnd"/>
-      <w:r>
-        <w:rPr>
-          <w:color w:val="000000"/>
-          <w:sz w:val="24"/>
-          <w:szCs w:val="24"/>
-        </w:rPr>
-        <w:t>, health</w:t>
-      </w:r>
-      <w:r>
-        <w:rPr>
+          <w:rFonts w:ascii="Aptos" w:hAnsi="Aptos" w:cs="Aptos" w:eastAsia="Aptos"/>
+          <w:color w:val="000000"/>
+          <w:sz w:val="24"/>
+          <w:szCs w:val="24"/>
+        </w:rPr>
+        <w:t xml:space="preserve"> rules for their participation, health</w:t>
+      </w:r>
+      <w:r>
+        <w:rPr>
+          <w:rFonts w:ascii="Aptos" w:hAnsi="Aptos" w:cs="Aptos" w:eastAsia="Aptos"/>
           <w:color w:val="000000"/>
           <w:sz w:val="24"/>
           <w:szCs w:val="24"/>
@@ -529,6 +560,7 @@
       </w:r>
       <w:r>
         <w:rPr>
+          <w:rFonts w:ascii="Aptos" w:hAnsi="Aptos" w:cs="Aptos" w:eastAsia="Aptos"/>
           <w:color w:val="000000"/>
           <w:sz w:val="24"/>
           <w:szCs w:val="24"/>
@@ -537,6 +569,7 @@
       </w:r>
       <w:r>
         <w:rPr>
+          <w:rFonts w:ascii="Aptos" w:hAnsi="Aptos" w:cs="Aptos" w:eastAsia="Aptos"/>
           <w:color w:val="000000"/>
           <w:sz w:val="24"/>
           <w:szCs w:val="24"/>
@@ -545,6 +578,7 @@
       </w:r>
       <w:r>
         <w:rPr>
+          <w:rFonts w:ascii="Aptos" w:hAnsi="Aptos" w:cs="Aptos" w:eastAsia="Aptos"/>
           <w:color w:val="000000"/>
           <w:sz w:val="24"/>
           <w:szCs w:val="24"/>
@@ -553,6 +587,7 @@
       </w:r>
       <w:r>
         <w:rPr>
+          <w:rFonts w:ascii="Aptos" w:hAnsi="Aptos" w:cs="Aptos" w:eastAsia="Aptos"/>
           <w:color w:val="000000"/>
           <w:sz w:val="24"/>
           <w:szCs w:val="24"/>
@@ -561,6 +596,7 @@
       </w:r>
       <w:r>
         <w:rPr>
+          <w:rFonts w:ascii="Aptos" w:hAnsi="Aptos" w:cs="Aptos" w:eastAsia="Aptos"/>
           <w:color w:val="000000"/>
           <w:sz w:val="24"/>
           <w:szCs w:val="24"/>
@@ -569,6 +605,7 @@
       </w:r>
       <w:r>
         <w:rPr>
+          <w:rFonts w:ascii="Aptos" w:hAnsi="Aptos" w:cs="Aptos" w:eastAsia="Aptos"/>
           <w:color w:val="000000"/>
           <w:sz w:val="24"/>
           <w:szCs w:val="24"/>
@@ -577,6 +614,7 @@
       </w:r>
       <w:r>
         <w:rPr>
+          <w:rFonts w:ascii="Aptos" w:hAnsi="Aptos" w:cs="Aptos" w:eastAsia="Aptos"/>
           <w:color w:val="000000"/>
           <w:sz w:val="24"/>
           <w:szCs w:val="24"/>
@@ -585,6 +623,7 @@
       </w:r>
       <w:r>
         <w:rPr>
+          <w:rFonts w:ascii="Aptos" w:hAnsi="Aptos" w:cs="Aptos" w:eastAsia="Aptos"/>
           <w:color w:val="000000"/>
           <w:sz w:val="24"/>
           <w:szCs w:val="24"/>
@@ -593,23 +632,16 @@
       </w:r>
       <w:r>
         <w:rPr>
-          <w:color w:val="000000"/>
-          <w:sz w:val="24"/>
-          <w:szCs w:val="24"/>
-        </w:rPr>
-        <w:t xml:space="preserve"> questions related to each </w:t>
-      </w:r>
-      <w:proofErr w:type="gramStart"/>
-      <w:r>
-        <w:rPr>
-          <w:color w:val="000000"/>
-          <w:sz w:val="24"/>
-          <w:szCs w:val="24"/>
-        </w:rPr>
-        <w:t>topic</w:t>
-      </w:r>
-      <w:r>
-        <w:rPr>
+          <w:rFonts w:ascii="Aptos" w:hAnsi="Aptos" w:cs="Aptos" w:eastAsia="Aptos"/>
+          <w:color w:val="000000"/>
+          <w:sz w:val="24"/>
+          <w:szCs w:val="24"/>
+        </w:rPr>
+        <w:t xml:space="preserve"> questions related to each topic</w:t>
+      </w:r>
+      <w:r>
+        <w:rPr>
+          <w:rFonts w:ascii="Aptos" w:hAnsi="Aptos" w:cs="Aptos" w:eastAsia="Aptos"/>
           <w:color w:val="000000"/>
           <w:sz w:val="24"/>
           <w:szCs w:val="24"/>
@@ -618,23 +650,16 @@
       </w:r>
       <w:r>
         <w:rPr>
-          <w:color w:val="000000"/>
-          <w:sz w:val="24"/>
-          <w:szCs w:val="24"/>
-        </w:rPr>
-        <w:t xml:space="preserve"> and</w:t>
-      </w:r>
-      <w:proofErr w:type="gramEnd"/>
-      <w:r>
-        <w:rPr>
-          <w:color w:val="000000"/>
-          <w:sz w:val="24"/>
-          <w:szCs w:val="24"/>
-        </w:rPr>
-        <w:t xml:space="preserve"> bring </w:t>
-      </w:r>
-      <w:r>
-        <w:rPr>
+          <w:rFonts w:ascii="Aptos" w:hAnsi="Aptos" w:cs="Aptos" w:eastAsia="Aptos"/>
+          <w:color w:val="000000"/>
+          <w:sz w:val="24"/>
+          <w:szCs w:val="24"/>
+        </w:rPr>
+        <w:t xml:space="preserve"> and bring </w:t>
+      </w:r>
+      <w:r>
+        <w:rPr>
+          <w:rFonts w:ascii="Aptos" w:hAnsi="Aptos" w:cs="Aptos" w:eastAsia="Aptos"/>
           <w:color w:val="000000"/>
           <w:sz w:val="24"/>
           <w:szCs w:val="24"/>
@@ -643,6 +668,7 @@
       </w:r>
       <w:r>
         <w:rPr>
+          <w:rFonts w:ascii="Aptos" w:hAnsi="Aptos" w:cs="Aptos" w:eastAsia="Aptos"/>
           <w:color w:val="000000"/>
           <w:sz w:val="24"/>
           <w:szCs w:val="24"/>
@@ -667,11 +693,11 @@
       </w:pPr>
       <w:r>
         <w:rPr>
-          <w:color w:val="000000"/>
-          <w:sz w:val="24"/>
-          <w:szCs w:val="24"/>
-        </w:rPr>
-        <w:lastRenderedPageBreak/>
+          <w:rFonts w:ascii="Aptos" w:hAnsi="Aptos" w:cs="Aptos" w:eastAsia="Aptos"/>
+          <w:color w:val="000000"/>
+          <w:sz w:val="24"/>
+          <w:szCs w:val="24"/>
+        </w:rPr>
         <w:t>What care will be provided to my child if they are injured outside of their sport?</w:t>
       </w:r>
     </w:p>
@@ -692,6 +718,7 @@
       </w:pPr>
       <w:r>
         <w:rPr>
+          <w:rFonts w:ascii="Aptos" w:hAnsi="Aptos" w:cs="Aptos" w:eastAsia="Aptos"/>
           <w:color w:val="000000"/>
           <w:sz w:val="24"/>
           <w:szCs w:val="24"/>
@@ -716,6 +743,7 @@
       </w:pPr>
       <w:r>
         <w:rPr>
+          <w:rFonts w:ascii="Aptos" w:hAnsi="Aptos" w:cs="Aptos" w:eastAsia="Aptos"/>
           <w:color w:val="000000"/>
           <w:sz w:val="24"/>
           <w:szCs w:val="24"/>
@@ -740,6 +768,7 @@
       </w:pPr>
       <w:r>
         <w:rPr>
+          <w:rFonts w:ascii="Aptos" w:hAnsi="Aptos" w:cs="Aptos" w:eastAsia="Aptos"/>
           <w:color w:val="000000"/>
           <w:sz w:val="24"/>
           <w:szCs w:val="24"/>
@@ -748,6 +777,7 @@
       </w:r>
       <w:r>
         <w:rPr>
+          <w:rFonts w:ascii="Aptos" w:hAnsi="Aptos" w:cs="Aptos" w:eastAsia="Aptos"/>
           <w:color w:val="000000"/>
           <w:sz w:val="24"/>
           <w:szCs w:val="24"/>
@@ -756,6 +786,7 @@
       </w:r>
       <w:r>
         <w:rPr>
+          <w:rFonts w:ascii="Aptos" w:hAnsi="Aptos" w:cs="Aptos" w:eastAsia="Aptos"/>
           <w:color w:val="000000"/>
           <w:sz w:val="24"/>
           <w:szCs w:val="24"/>
@@ -780,6 +811,7 @@
       </w:pPr>
       <w:r>
         <w:rPr>
+          <w:rFonts w:ascii="Aptos" w:hAnsi="Aptos" w:cs="Aptos" w:eastAsia="Aptos"/>
           <w:color w:val="000000"/>
           <w:sz w:val="24"/>
           <w:szCs w:val="24"/>
@@ -804,6 +836,7 @@
       </w:pPr>
       <w:r>
         <w:rPr>
+          <w:rFonts w:ascii="Aptos" w:hAnsi="Aptos" w:cs="Aptos" w:eastAsia="Aptos"/>
           <w:color w:val="000000"/>
           <w:sz w:val="24"/>
           <w:szCs w:val="24"/>
@@ -812,6 +845,7 @@
       </w:r>
       <w:r>
         <w:rPr>
+          <w:rFonts w:ascii="Aptos" w:hAnsi="Aptos" w:cs="Aptos" w:eastAsia="Aptos"/>
           <w:color w:val="000000"/>
           <w:sz w:val="24"/>
           <w:szCs w:val="24"/>
@@ -820,6 +854,7 @@
       </w:r>
       <w:r>
         <w:rPr>
+          <w:rFonts w:ascii="Aptos" w:hAnsi="Aptos" w:cs="Aptos" w:eastAsia="Aptos"/>
           <w:color w:val="000000"/>
           <w:sz w:val="24"/>
           <w:szCs w:val="24"/>
@@ -844,6 +879,7 @@
       </w:pPr>
       <w:r>
         <w:rPr>
+          <w:rFonts w:ascii="Aptos" w:hAnsi="Aptos" w:cs="Aptos" w:eastAsia="Aptos"/>
           <w:color w:val="000000"/>
           <w:sz w:val="24"/>
           <w:szCs w:val="24"/>
@@ -868,6 +904,7 @@
       </w:pPr>
       <w:r>
         <w:rPr>
+          <w:rFonts w:ascii="Aptos" w:hAnsi="Aptos" w:cs="Aptos" w:eastAsia="Aptos"/>
           <w:color w:val="000000"/>
           <w:sz w:val="24"/>
           <w:szCs w:val="24"/>
@@ -876,6 +913,7 @@
       </w:r>
       <w:r>
         <w:rPr>
+          <w:rFonts w:ascii="Aptos" w:hAnsi="Aptos" w:cs="Aptos" w:eastAsia="Aptos"/>
           <w:color w:val="000000"/>
           <w:sz w:val="24"/>
           <w:szCs w:val="24"/>
@@ -884,6 +922,7 @@
       </w:r>
       <w:r>
         <w:rPr>
+          <w:rFonts w:ascii="Aptos" w:hAnsi="Aptos" w:cs="Aptos" w:eastAsia="Aptos"/>
           <w:color w:val="000000"/>
           <w:sz w:val="24"/>
           <w:szCs w:val="24"/>
@@ -892,6 +931,7 @@
       </w:r>
       <w:r>
         <w:rPr>
+          <w:rFonts w:ascii="Aptos" w:hAnsi="Aptos" w:cs="Aptos" w:eastAsia="Aptos"/>
           <w:color w:val="000000"/>
           <w:sz w:val="24"/>
           <w:szCs w:val="24"/>
@@ -900,6 +940,7 @@
       </w:r>
       <w:r>
         <w:rPr>
+          <w:rFonts w:ascii="Aptos" w:hAnsi="Aptos" w:cs="Aptos" w:eastAsia="Aptos"/>
           <w:color w:val="000000"/>
           <w:sz w:val="24"/>
           <w:szCs w:val="24"/>
@@ -911,106 +952,44 @@
       <w:pPr>
         <w:spacing w:after="0" w:line="480" w:lineRule="auto"/>
         <w:rPr>
-          <w:color w:val="000000"/>
-          <w:sz w:val="24"/>
-          <w:szCs w:val="24"/>
-        </w:rPr>
-      </w:pPr>
+          <w:rFonts w:ascii="Times New Roman" w:hAnsi="Times New Roman" w:cs="Times New Roman"/>
+          <w:color w:val="000000"/>
+          <w:sz w:val="24"/>
+          <w:szCs w:val="24"/>
+        </w:rPr>
+      </w:pPr>
+      <w:r>
+        <w:rPr>
+          <w:rFonts w:ascii="Aptos" w:hAnsi="Aptos" w:cs="Aptos" w:eastAsia="Aptos"/>
+          <w:color w:val="000000"/>
+          <w:sz w:val="24"/>
+          <w:szCs w:val="24"/>
+        </w:rPr>
+        <w:t xml:space="preserve">Instructions for Coach </w:t>
+      </w:r>
+      <w:r>
+        <w:rPr>
+          <w:rFonts w:ascii="Aptos" w:hAnsi="Aptos" w:cs="Aptos" w:eastAsia="Aptos"/>
+          <w:color w:val="000000"/>
+          <w:sz w:val="24"/>
+          <w:szCs w:val="24"/>
+        </w:rPr>
+        <w:t>E</w:t>
+      </w:r>
+      <w:r>
+        <w:rPr>
+          <w:rFonts w:ascii="Aptos" w:hAnsi="Aptos" w:cs="Aptos" w:eastAsia="Aptos"/>
+          <w:color w:val="000000"/>
+          <w:sz w:val="24"/>
+          <w:szCs w:val="24"/>
+        </w:rPr>
+        <w:t>P</w:t>
+      </w:r>
     </w:p>
     <w:p>
       <w:pPr>
         <w:spacing w:after="0" w:line="480" w:lineRule="auto"/>
         <w:rPr>
-          <w:color w:val="000000"/>
-          <w:sz w:val="24"/>
-          <w:szCs w:val="24"/>
-        </w:rPr>
-      </w:pPr>
-    </w:p>
-    <w:p>
-      <w:pPr>
-        <w:spacing w:after="0" w:line="480" w:lineRule="auto"/>
-        <w:rPr>
-          <w:color w:val="000000"/>
-          <w:sz w:val="24"/>
-          <w:szCs w:val="24"/>
-        </w:rPr>
-      </w:pPr>
-    </w:p>
-    <w:p>
-      <w:pPr>
-        <w:spacing w:after="0" w:line="480" w:lineRule="auto"/>
-        <w:rPr>
-          <w:color w:val="000000"/>
-          <w:sz w:val="24"/>
-          <w:szCs w:val="24"/>
-        </w:rPr>
-      </w:pPr>
-    </w:p>
-    <w:p>
-      <w:pPr>
-        <w:spacing w:after="0" w:line="480" w:lineRule="auto"/>
-        <w:rPr>
-          <w:color w:val="000000"/>
-          <w:sz w:val="24"/>
-          <w:szCs w:val="24"/>
-        </w:rPr>
-      </w:pPr>
-    </w:p>
-    <w:p>
-      <w:pPr>
-        <w:spacing w:after="0" w:line="480" w:lineRule="auto"/>
-        <w:rPr>
-          <w:color w:val="000000"/>
-          <w:sz w:val="24"/>
-          <w:szCs w:val="24"/>
-        </w:rPr>
-      </w:pPr>
-    </w:p>
-    <w:p>
-      <w:pPr>
-        <w:spacing w:after="0" w:line="480" w:lineRule="auto"/>
-        <w:rPr>
-          <w:color w:val="000000"/>
-          <w:sz w:val="24"/>
-          <w:szCs w:val="24"/>
-        </w:rPr>
-      </w:pPr>
-    </w:p>
-    <w:p>
-      <w:pPr>
-        <w:spacing w:after="0" w:line="480" w:lineRule="auto"/>
-        <w:rPr>
-          <w:color w:val="000000"/>
-          <w:sz w:val="24"/>
-          <w:szCs w:val="24"/>
-        </w:rPr>
-      </w:pPr>
-    </w:p>
-    <w:p>
-      <w:pPr>
-        <w:spacing w:after="0" w:line="480" w:lineRule="auto"/>
-        <w:rPr>
-          <w:color w:val="000000"/>
-          <w:sz w:val="24"/>
-          <w:szCs w:val="24"/>
-        </w:rPr>
-      </w:pPr>
-    </w:p>
-    <w:p>
-      <w:pPr>
-        <w:spacing w:after="0" w:line="480" w:lineRule="auto"/>
-        <w:rPr>
-          <w:color w:val="000000"/>
-          <w:sz w:val="24"/>
-          <w:szCs w:val="24"/>
-        </w:rPr>
-      </w:pPr>
-    </w:p>
-    <w:p>
-      <w:pPr>
-        <w:spacing w:after="0" w:line="480" w:lineRule="auto"/>
-        <w:rPr>
           <w:rFonts w:ascii="Times New Roman" w:hAnsi="Times New Roman" w:cs="Times New Roman"/>
           <w:color w:val="000000"/>
           <w:sz w:val="24"/>
@@ -1019,42 +998,7 @@
       </w:pPr>
       <w:r>
         <w:rPr>
-          <w:color w:val="000000"/>
-          <w:sz w:val="24"/>
-          <w:szCs w:val="24"/>
-        </w:rPr>
-        <w:lastRenderedPageBreak/>
-        <w:t xml:space="preserve">Instructions for Coach </w:t>
-      </w:r>
-      <w:r>
-        <w:rPr>
-          <w:color w:val="000000"/>
-          <w:sz w:val="24"/>
-          <w:szCs w:val="24"/>
-        </w:rPr>
-        <w:t>E</w:t>
-      </w:r>
-      <w:r>
-        <w:rPr>
-          <w:color w:val="000000"/>
-          <w:sz w:val="24"/>
-          <w:szCs w:val="24"/>
-        </w:rPr>
-        <w:t>P</w:t>
-      </w:r>
-    </w:p>
-    <w:p>
-      <w:pPr>
-        <w:spacing w:after="0" w:line="480" w:lineRule="auto"/>
-        <w:rPr>
-          <w:rFonts w:ascii="Times New Roman" w:hAnsi="Times New Roman" w:cs="Times New Roman"/>
-          <w:color w:val="000000"/>
-          <w:sz w:val="24"/>
-          <w:szCs w:val="24"/>
-        </w:rPr>
-      </w:pPr>
-      <w:r>
-        <w:rPr>
+          <w:rFonts w:ascii="Aptos" w:hAnsi="Aptos" w:cs="Aptos" w:eastAsia="Aptos"/>
           <w:color w:val="000000"/>
           <w:sz w:val="24"/>
           <w:szCs w:val="24"/>
@@ -1063,6 +1007,7 @@
       </w:r>
       <w:r>
         <w:rPr>
+          <w:rFonts w:ascii="Aptos" w:hAnsi="Aptos" w:cs="Aptos" w:eastAsia="Aptos"/>
           <w:color w:val="000000"/>
           <w:sz w:val="24"/>
           <w:szCs w:val="24"/>
@@ -1071,6 +1016,7 @@
       </w:r>
       <w:r>
         <w:rPr>
+          <w:rFonts w:ascii="Aptos" w:hAnsi="Aptos" w:cs="Aptos" w:eastAsia="Aptos"/>
           <w:color w:val="000000"/>
           <w:sz w:val="24"/>
           <w:szCs w:val="24"/>
@@ -1079,6 +1025,7 @@
       </w:r>
       <w:r>
         <w:rPr>
+          <w:rFonts w:ascii="Aptos" w:hAnsi="Aptos" w:cs="Aptos" w:eastAsia="Aptos"/>
           <w:color w:val="000000"/>
           <w:sz w:val="24"/>
           <w:szCs w:val="24"/>
@@ -1087,23 +1034,16 @@
       </w:r>
       <w:r>
         <w:rPr>
-          <w:color w:val="000000"/>
-          <w:sz w:val="24"/>
-          <w:szCs w:val="24"/>
-        </w:rPr>
-        <w:t xml:space="preserve"> questions related to each </w:t>
-      </w:r>
-      <w:proofErr w:type="gramStart"/>
-      <w:r>
-        <w:rPr>
-          <w:color w:val="000000"/>
-          <w:sz w:val="24"/>
-          <w:szCs w:val="24"/>
-        </w:rPr>
-        <w:t>topic</w:t>
-      </w:r>
-      <w:r>
-        <w:rPr>
+          <w:rFonts w:ascii="Aptos" w:hAnsi="Aptos" w:cs="Aptos" w:eastAsia="Aptos"/>
+          <w:color w:val="000000"/>
+          <w:sz w:val="24"/>
+          <w:szCs w:val="24"/>
+        </w:rPr>
+        <w:t xml:space="preserve"> questions related to each topic</w:t>
+      </w:r>
+      <w:r>
+        <w:rPr>
+          <w:rFonts w:ascii="Aptos" w:hAnsi="Aptos" w:cs="Aptos" w:eastAsia="Aptos"/>
           <w:color w:val="000000"/>
           <w:sz w:val="24"/>
           <w:szCs w:val="24"/>
@@ -1112,23 +1052,16 @@
       </w:r>
       <w:r>
         <w:rPr>
-          <w:color w:val="000000"/>
-          <w:sz w:val="24"/>
-          <w:szCs w:val="24"/>
-        </w:rPr>
-        <w:t xml:space="preserve"> and</w:t>
-      </w:r>
-      <w:proofErr w:type="gramEnd"/>
-      <w:r>
-        <w:rPr>
-          <w:color w:val="000000"/>
-          <w:sz w:val="24"/>
-          <w:szCs w:val="24"/>
-        </w:rPr>
-        <w:t xml:space="preserve"> bring </w:t>
-      </w:r>
-      <w:r>
-        <w:rPr>
+          <w:rFonts w:ascii="Aptos" w:hAnsi="Aptos" w:cs="Aptos" w:eastAsia="Aptos"/>
+          <w:color w:val="000000"/>
+          <w:sz w:val="24"/>
+          <w:szCs w:val="24"/>
+        </w:rPr>
+        <w:t xml:space="preserve"> and bring </w:t>
+      </w:r>
+      <w:r>
+        <w:rPr>
+          <w:rFonts w:ascii="Aptos" w:hAnsi="Aptos" w:cs="Aptos" w:eastAsia="Aptos"/>
           <w:color w:val="000000"/>
           <w:sz w:val="24"/>
           <w:szCs w:val="24"/>
@@ -1137,6 +1070,7 @@
       </w:r>
       <w:r>
         <w:rPr>
+          <w:rFonts w:ascii="Aptos" w:hAnsi="Aptos" w:cs="Aptos" w:eastAsia="Aptos"/>
           <w:color w:val="000000"/>
           <w:sz w:val="24"/>
           <w:szCs w:val="24"/>
@@ -1145,6 +1079,7 @@
       </w:r>
       <w:r>
         <w:rPr>
+          <w:rFonts w:ascii="Aptos" w:hAnsi="Aptos" w:cs="Aptos" w:eastAsia="Aptos"/>
           <w:color w:val="000000"/>
           <w:sz w:val="24"/>
           <w:szCs w:val="24"/>
@@ -1169,6 +1104,7 @@
       </w:pPr>
       <w:r>
         <w:rPr>
+          <w:rFonts w:ascii="Aptos" w:hAnsi="Aptos" w:cs="Aptos" w:eastAsia="Aptos"/>
           <w:color w:val="000000"/>
           <w:sz w:val="24"/>
           <w:szCs w:val="24"/>
@@ -1193,6 +1129,7 @@
       </w:pPr>
       <w:r>
         <w:rPr>
+          <w:rFonts w:ascii="Aptos" w:hAnsi="Aptos" w:cs="Aptos" w:eastAsia="Aptos"/>
           <w:color w:val="000000"/>
           <w:sz w:val="24"/>
           <w:szCs w:val="24"/>
@@ -1201,6 +1138,7 @@
       </w:r>
       <w:r>
         <w:rPr>
+          <w:rFonts w:ascii="Aptos" w:hAnsi="Aptos" w:cs="Aptos" w:eastAsia="Aptos"/>
           <w:color w:val="000000"/>
           <w:sz w:val="24"/>
           <w:szCs w:val="24"/>
@@ -1209,6 +1147,7 @@
       </w:r>
       <w:r>
         <w:rPr>
+          <w:rFonts w:ascii="Aptos" w:hAnsi="Aptos" w:cs="Aptos" w:eastAsia="Aptos"/>
           <w:color w:val="000000"/>
           <w:sz w:val="24"/>
           <w:szCs w:val="24"/>
@@ -1233,6 +1172,7 @@
       </w:pPr>
       <w:r>
         <w:rPr>
+          <w:rFonts w:ascii="Aptos" w:hAnsi="Aptos" w:cs="Aptos" w:eastAsia="Aptos"/>
           <w:color w:val="000000"/>
           <w:sz w:val="24"/>
           <w:szCs w:val="24"/>
@@ -1241,6 +1181,7 @@
       </w:r>
       <w:r>
         <w:rPr>
+          <w:rFonts w:ascii="Aptos" w:hAnsi="Aptos" w:cs="Aptos" w:eastAsia="Aptos"/>
           <w:color w:val="000000"/>
           <w:sz w:val="24"/>
           <w:szCs w:val="24"/>
@@ -1249,6 +1190,7 @@
       </w:r>
       <w:r>
         <w:rPr>
+          <w:rFonts w:ascii="Aptos" w:hAnsi="Aptos" w:cs="Aptos" w:eastAsia="Aptos"/>
           <w:color w:val="000000"/>
           <w:sz w:val="24"/>
           <w:szCs w:val="24"/>
@@ -1273,6 +1215,7 @@
       </w:pPr>
       <w:r>
         <w:rPr>
+          <w:rFonts w:ascii="Aptos" w:hAnsi="Aptos" w:cs="Aptos" w:eastAsia="Aptos"/>
           <w:color w:val="000000"/>
           <w:sz w:val="24"/>
           <w:szCs w:val="24"/>
@@ -1281,6 +1224,7 @@
       </w:r>
       <w:r>
         <w:rPr>
+          <w:rFonts w:ascii="Aptos" w:hAnsi="Aptos" w:cs="Aptos" w:eastAsia="Aptos"/>
           <w:color w:val="000000"/>
           <w:sz w:val="24"/>
           <w:szCs w:val="24"/>
@@ -1289,6 +1233,7 @@
       </w:r>
       <w:r>
         <w:rPr>
+          <w:rFonts w:ascii="Aptos" w:hAnsi="Aptos" w:cs="Aptos" w:eastAsia="Aptos"/>
           <w:color w:val="000000"/>
           <w:sz w:val="24"/>
           <w:szCs w:val="24"/>
@@ -1297,6 +1242,7 @@
       </w:r>
       <w:r>
         <w:rPr>
+          <w:rFonts w:ascii="Aptos" w:hAnsi="Aptos" w:cs="Aptos" w:eastAsia="Aptos"/>
           <w:color w:val="000000"/>
           <w:sz w:val="24"/>
           <w:szCs w:val="24"/>
@@ -1305,6 +1251,7 @@
       </w:r>
       <w:r>
         <w:rPr>
+          <w:rFonts w:ascii="Aptos" w:hAnsi="Aptos" w:cs="Aptos" w:eastAsia="Aptos"/>
           <w:color w:val="000000"/>
           <w:sz w:val="24"/>
           <w:szCs w:val="24"/>
@@ -1313,6 +1260,7 @@
       </w:r>
       <w:r>
         <w:rPr>
+          <w:rFonts w:ascii="Aptos" w:hAnsi="Aptos" w:cs="Aptos" w:eastAsia="Aptos"/>
           <w:color w:val="000000"/>
           <w:sz w:val="24"/>
           <w:szCs w:val="24"/>
@@ -1321,6 +1269,7 @@
       </w:r>
       <w:r>
         <w:rPr>
+          <w:rFonts w:ascii="Aptos" w:hAnsi="Aptos" w:cs="Aptos" w:eastAsia="Aptos"/>
           <w:color w:val="000000"/>
           <w:sz w:val="24"/>
           <w:szCs w:val="24"/>
@@ -1329,6 +1278,7 @@
       </w:r>
       <w:r>
         <w:rPr>
+          <w:rFonts w:ascii="Aptos" w:hAnsi="Aptos" w:cs="Aptos" w:eastAsia="Aptos"/>
           <w:color w:val="000000"/>
           <w:sz w:val="24"/>
           <w:szCs w:val="24"/>
@@ -1340,116 +1290,44 @@
       <w:pPr>
         <w:spacing w:after="0" w:line="480" w:lineRule="auto"/>
         <w:rPr>
-          <w:color w:val="000000"/>
-          <w:sz w:val="24"/>
-          <w:szCs w:val="24"/>
-        </w:rPr>
-      </w:pPr>
+          <w:rFonts w:ascii="Times New Roman" w:hAnsi="Times New Roman" w:cs="Times New Roman"/>
+          <w:color w:val="000000"/>
+          <w:sz w:val="24"/>
+          <w:szCs w:val="24"/>
+        </w:rPr>
+      </w:pPr>
+      <w:r>
+        <w:rPr>
+          <w:rFonts w:ascii="Aptos" w:hAnsi="Aptos" w:cs="Aptos" w:eastAsia="Aptos"/>
+          <w:color w:val="000000"/>
+          <w:sz w:val="24"/>
+          <w:szCs w:val="24"/>
+        </w:rPr>
+        <w:t>Instructions for Facilitator</w:t>
+      </w:r>
+      <w:r>
+        <w:rPr>
+          <w:rFonts w:ascii="Aptos" w:hAnsi="Aptos" w:cs="Aptos" w:eastAsia="Aptos"/>
+          <w:color w:val="000000"/>
+          <w:sz w:val="24"/>
+          <w:szCs w:val="24"/>
+        </w:rPr>
+        <w:t>/</w:t>
+      </w:r>
+      <w:r>
+        <w:rPr>
+          <w:rFonts w:ascii="Aptos" w:hAnsi="Aptos" w:cs="Aptos" w:eastAsia="Aptos"/>
+          <w:color w:val="000000"/>
+          <w:sz w:val="24"/>
+          <w:szCs w:val="24"/>
+        </w:rPr>
+        <w:t>Proctor EP</w:t>
+      </w:r>
     </w:p>
     <w:p>
       <w:pPr>
         <w:spacing w:after="0" w:line="480" w:lineRule="auto"/>
         <w:rPr>
-          <w:color w:val="000000"/>
-          <w:sz w:val="24"/>
-          <w:szCs w:val="24"/>
-        </w:rPr>
-      </w:pPr>
-    </w:p>
-    <w:p>
-      <w:pPr>
-        <w:spacing w:after="0" w:line="480" w:lineRule="auto"/>
-        <w:rPr>
-          <w:color w:val="000000"/>
-          <w:sz w:val="24"/>
-          <w:szCs w:val="24"/>
-        </w:rPr>
-      </w:pPr>
-    </w:p>
-    <w:p>
-      <w:pPr>
-        <w:spacing w:after="0" w:line="480" w:lineRule="auto"/>
-        <w:rPr>
-          <w:color w:val="000000"/>
-          <w:sz w:val="24"/>
-          <w:szCs w:val="24"/>
-        </w:rPr>
-      </w:pPr>
-    </w:p>
-    <w:p>
-      <w:pPr>
-        <w:spacing w:after="0" w:line="480" w:lineRule="auto"/>
-        <w:rPr>
-          <w:color w:val="000000"/>
-          <w:sz w:val="24"/>
-          <w:szCs w:val="24"/>
-        </w:rPr>
-      </w:pPr>
-    </w:p>
-    <w:p>
-      <w:pPr>
-        <w:spacing w:after="0" w:line="480" w:lineRule="auto"/>
-        <w:rPr>
-          <w:color w:val="000000"/>
-          <w:sz w:val="24"/>
-          <w:szCs w:val="24"/>
-        </w:rPr>
-      </w:pPr>
-    </w:p>
-    <w:p>
-      <w:pPr>
-        <w:spacing w:after="0" w:line="480" w:lineRule="auto"/>
-        <w:rPr>
-          <w:color w:val="000000"/>
-          <w:sz w:val="24"/>
-          <w:szCs w:val="24"/>
-        </w:rPr>
-      </w:pPr>
-    </w:p>
-    <w:p>
-      <w:pPr>
-        <w:spacing w:after="0" w:line="480" w:lineRule="auto"/>
-        <w:rPr>
-          <w:color w:val="000000"/>
-          <w:sz w:val="24"/>
-          <w:szCs w:val="24"/>
-        </w:rPr>
-      </w:pPr>
-    </w:p>
-    <w:p>
-      <w:pPr>
-        <w:spacing w:after="0" w:line="480" w:lineRule="auto"/>
-        <w:rPr>
-          <w:color w:val="000000"/>
-          <w:sz w:val="24"/>
-          <w:szCs w:val="24"/>
-        </w:rPr>
-      </w:pPr>
-    </w:p>
-    <w:p>
-      <w:pPr>
-        <w:spacing w:after="0" w:line="480" w:lineRule="auto"/>
-        <w:rPr>
-          <w:color w:val="000000"/>
-          <w:sz w:val="24"/>
-          <w:szCs w:val="24"/>
-        </w:rPr>
-      </w:pPr>
-    </w:p>
-    <w:p>
-      <w:pPr>
-        <w:spacing w:after="0" w:line="480" w:lineRule="auto"/>
-        <w:rPr>
-          <w:color w:val="000000"/>
-          <w:sz w:val="24"/>
-          <w:szCs w:val="24"/>
-        </w:rPr>
-      </w:pPr>
-    </w:p>
-    <w:p>
-      <w:pPr>
-        <w:spacing w:after="0" w:line="480" w:lineRule="auto"/>
-        <w:rPr>
           <w:rFonts w:ascii="Times New Roman" w:hAnsi="Times New Roman" w:cs="Times New Roman"/>
           <w:color w:val="000000"/>
           <w:sz w:val="24"/>
@@ -1458,42 +1336,7 @@
       </w:pPr>
       <w:r>
         <w:rPr>
-          <w:color w:val="000000"/>
-          <w:sz w:val="24"/>
-          <w:szCs w:val="24"/>
-        </w:rPr>
-        <w:lastRenderedPageBreak/>
-        <w:t>Instructions for Facilitator</w:t>
-      </w:r>
-      <w:r>
-        <w:rPr>
-          <w:color w:val="000000"/>
-          <w:sz w:val="24"/>
-          <w:szCs w:val="24"/>
-        </w:rPr>
-        <w:t>/</w:t>
-      </w:r>
-      <w:r>
-        <w:rPr>
-          <w:color w:val="000000"/>
-          <w:sz w:val="24"/>
-          <w:szCs w:val="24"/>
-        </w:rPr>
-        <w:t>Proctor EP</w:t>
-      </w:r>
-    </w:p>
-    <w:p>
-      <w:pPr>
-        <w:spacing w:after="0" w:line="480" w:lineRule="auto"/>
-        <w:rPr>
-          <w:rFonts w:ascii="Times New Roman" w:hAnsi="Times New Roman" w:cs="Times New Roman"/>
-          <w:color w:val="000000"/>
-          <w:sz w:val="24"/>
-          <w:szCs w:val="24"/>
-        </w:rPr>
-      </w:pPr>
-      <w:r>
-        <w:rPr>
+          <w:rFonts w:ascii="Aptos" w:hAnsi="Aptos" w:cs="Aptos" w:eastAsia="Aptos"/>
           <w:color w:val="000000"/>
           <w:sz w:val="24"/>
           <w:szCs w:val="24"/>
@@ -1502,6 +1345,7 @@
       </w:r>
       <w:r>
         <w:rPr>
+          <w:rFonts w:ascii="Aptos" w:hAnsi="Aptos" w:cs="Aptos" w:eastAsia="Aptos"/>
           <w:color w:val="000000"/>
           <w:sz w:val="24"/>
           <w:szCs w:val="24"/>
@@ -1510,6 +1354,7 @@
       </w:r>
       <w:r>
         <w:rPr>
+          <w:rFonts w:ascii="Aptos" w:hAnsi="Aptos" w:cs="Aptos" w:eastAsia="Aptos"/>
           <w:color w:val="000000"/>
           <w:sz w:val="24"/>
           <w:szCs w:val="24"/>
@@ -1518,6 +1363,7 @@
       </w:r>
       <w:r>
         <w:rPr>
+          <w:rFonts w:ascii="Aptos" w:hAnsi="Aptos" w:cs="Aptos" w:eastAsia="Aptos"/>
           <w:color w:val="000000"/>
           <w:sz w:val="24"/>
           <w:szCs w:val="24"/>
@@ -1526,6 +1372,7 @@
       </w:r>
       <w:r>
         <w:rPr>
+          <w:rFonts w:ascii="Aptos" w:hAnsi="Aptos" w:cs="Aptos" w:eastAsia="Aptos"/>
           <w:color w:val="000000"/>
           <w:sz w:val="24"/>
           <w:szCs w:val="24"/>
@@ -1534,6 +1381,7 @@
       </w:r>
       <w:r>
         <w:rPr>
+          <w:rFonts w:ascii="Aptos" w:hAnsi="Aptos" w:cs="Aptos" w:eastAsia="Aptos"/>
           <w:color w:val="000000"/>
           <w:sz w:val="24"/>
           <w:szCs w:val="24"/>
@@ -1542,6 +1390,7 @@
       </w:r>
       <w:r>
         <w:rPr>
+          <w:rFonts w:ascii="Aptos" w:hAnsi="Aptos" w:cs="Aptos" w:eastAsia="Aptos"/>
           <w:color w:val="000000"/>
           <w:sz w:val="24"/>
           <w:szCs w:val="24"/>
@@ -1550,6 +1399,7 @@
       </w:r>
       <w:r>
         <w:rPr>
+          <w:rFonts w:ascii="Aptos" w:hAnsi="Aptos" w:cs="Aptos" w:eastAsia="Aptos"/>
           <w:color w:val="000000"/>
           <w:sz w:val="24"/>
           <w:szCs w:val="24"/>
@@ -1558,6 +1408,7 @@
       </w:r>
       <w:r>
         <w:rPr>
+          <w:rFonts w:ascii="Aptos" w:hAnsi="Aptos" w:cs="Aptos" w:eastAsia="Aptos"/>
           <w:color w:val="000000"/>
           <w:sz w:val="24"/>
           <w:szCs w:val="24"/>
@@ -1566,6 +1417,7 @@
       </w:r>
       <w:r>
         <w:rPr>
+          <w:rFonts w:ascii="Aptos" w:hAnsi="Aptos" w:cs="Aptos" w:eastAsia="Aptos"/>
           <w:color w:val="000000"/>
           <w:sz w:val="24"/>
           <w:szCs w:val="24"/>
@@ -1574,6 +1426,7 @@
       </w:r>
       <w:r>
         <w:rPr>
+          <w:rFonts w:ascii="Aptos" w:hAnsi="Aptos" w:cs="Aptos" w:eastAsia="Aptos"/>
           <w:color w:val="000000"/>
           <w:sz w:val="24"/>
           <w:szCs w:val="24"/>
@@ -1582,6 +1435,7 @@
       </w:r>
       <w:r>
         <w:rPr>
+          <w:rFonts w:ascii="Aptos" w:hAnsi="Aptos" w:cs="Aptos" w:eastAsia="Aptos"/>
           <w:color w:val="000000"/>
           <w:sz w:val="24"/>
           <w:szCs w:val="24"/>
@@ -1590,6 +1444,7 @@
       </w:r>
       <w:r>
         <w:rPr>
+          <w:rFonts w:ascii="Aptos" w:hAnsi="Aptos" w:cs="Aptos" w:eastAsia="Aptos"/>
           <w:color w:val="000000"/>
           <w:sz w:val="24"/>
           <w:szCs w:val="24"/>
@@ -1598,6 +1453,7 @@
       </w:r>
       <w:r>
         <w:rPr>
+          <w:rFonts w:ascii="Aptos" w:hAnsi="Aptos" w:cs="Aptos" w:eastAsia="Aptos"/>
           <w:color w:val="000000"/>
           <w:sz w:val="24"/>
           <w:szCs w:val="24"/>
@@ -1606,6 +1462,7 @@
       </w:r>
       <w:r>
         <w:rPr>
+          <w:rFonts w:ascii="Aptos" w:hAnsi="Aptos" w:cs="Aptos" w:eastAsia="Aptos"/>
           <w:color w:val="000000"/>
           <w:sz w:val="24"/>
           <w:szCs w:val="24"/>
@@ -1614,6 +1471,7 @@
       </w:r>
       <w:r>
         <w:rPr>
+          <w:rFonts w:ascii="Aptos" w:hAnsi="Aptos" w:cs="Aptos" w:eastAsia="Aptos"/>
           <w:color w:val="000000"/>
           <w:sz w:val="24"/>
           <w:szCs w:val="24"/>
@@ -1622,7 +1480,7 @@
       </w:r>
     </w:p>
     <w:sectPr>
-      <w:footerReference w:type="default" r:id="rId8"/>
+      <w:footerReference w:type="default" r:id="rId14"/>
       <w:pgSz w:w="12240" w:h="15840"/>
       <w:pgMar w:top="1440" w:right="1440" w:bottom="1440" w:left="1440" w:header="706" w:footer="706" w:gutter="0"/>
       <w:cols w:space="720"/>
@@ -1632,6 +1490,42 @@
 </w:document>
 </file>
 
+<file path=word/comments.xml><?xml version="1.0" encoding="utf-8"?>
+<w:comments xmlns:wpc="http://schemas.microsoft.com/office/word/2010/wordprocessingCanvas" xmlns:cx="http://schemas.microsoft.com/office/drawing/2014/chartex" xmlns:cx1="http://schemas.microsoft.com/office/drawing/2015/9/8/chartex" xmlns:cx2="http://schemas.microsoft.com/office/drawing/2015/10/21/chartex" xmlns:cx3="http://schemas.microsoft.com/office/drawing/2016/5/9/chartex" xmlns:cx4="http://schemas.microsoft.com/office/drawing/2016/5/10/chartex" xmlns:cx5="http://schemas.microsoft.com/office/drawing/2016/5/11/chartex" xmlns:cx6="http://schemas.microsoft.com/office/drawing/2016/5/12/chartex" xmlns:cx7="http://schemas.microsoft.com/office/drawing/2016/5/13/chartex" xmlns:cx8="http://schemas.microsoft.com/office/drawing/2016/5/14/chartex" xmlns:mc="http://schemas.openxmlformats.org/markup-compatibility/2006" xmlns:aink="http://schemas.microsoft.com/office/drawing/2016/ink" xmlns:am3d="http://schemas.microsoft.com/office/drawing/2017/model3d" xmlns:o="urn:schemas-microsoft-com:office:office" xmlns:oel="http://schemas.microsoft.com/office/2019/extlst" xmlns:r="http://schemas.openxmlformats.org/officeDocument/2006/relationships" xmlns:m="http://schemas.openxmlformats.org/officeDocument/2006/math" xmlns:v="urn:schemas-microsoft-com:vml" xmlns:wp14="http://schemas.microsoft.com/office/word/2010/wordprocessingDrawing" xmlns:wp="http://schemas.openxmlformats.org/drawingml/2006/wordprocessingDrawing" xmlns:w10="urn:schemas-microsoft-com:office:word" xmlns:w="http://schemas.openxmlformats.org/wordprocessingml/2006/main" xmlns:w14="http://schemas.microsoft.com/office/word/2010/wordml" xmlns:w15="http://schemas.microsoft.com/office/word/2012/wordml" xmlns:w16cex="http://schemas.microsoft.com/office/word/2018/wordml/cex" xmlns:w16cid="http://schemas.microsoft.com/office/word/2016/wordml/cid" xmlns:w16="http://schemas.microsoft.com/office/word/2018/wordml" xmlns:w16du="http://schemas.microsoft.com/office/word/2023/wordml/word16du" xmlns:w16sdtdh="http://schemas.microsoft.com/office/word/2020/wordml/sdtdatahash" xmlns:w16sdtfl="http://schemas.microsoft.com/office/word/2024/wordml/sdtformatlock" xmlns:w16se="http://schemas.microsoft.com/office/word/2015/wordml/symex" xmlns:wpg="http://schemas.microsoft.com/office/word/2010/wordprocessingGroup" xmlns:wpi="http://schemas.microsoft.com/office/word/2010/wordprocessingInk" xmlns:wne="http://schemas.microsoft.com/office/word/2006/wordml" xmlns:wps="http://schemas.microsoft.com/office/word/2010/wordprocessingShape" mc:Ignorable="w14 w15 w16se w16cid w16 w16cex w16sdtdh w16sdtfl w16du wp14">
+  <w:comment w:id="344" w:author="ED" w:date="2026-05-22T23:15:00Z" w:initials="ED">
+    <w:p>
+      <w:pPr>
+        <w:pStyle w:val="CommentText"/>
+      </w:pPr>
+      <w:r>
+        <w:rPr>
+          <w:rStyle w:val="CommentReference"/>
+        </w:rPr>
+        <w:annotationRef/>
+      </w:r>
+      <w:r>
+        <w:rPr>
+          <w:rFonts w:ascii="Aptos" w:hAnsi="Aptos" w:eastAsia="Aptos" w:cs="Aptos"/>
+        </w:rPr>
+        <w:t>Comp: Set as sublist</w:t>
+      </w:r>
+    </w:p>
+  </w:comment>
+</w:comments>
+</file>
+
+<file path=word/commentsExtended.xml><?xml version="1.0" encoding="utf-8"?>
+<w15:commentsEx xmlns:wpc="http://schemas.microsoft.com/office/word/2010/wordprocessingCanvas" xmlns:cx="http://schemas.microsoft.com/office/drawing/2014/chartex" xmlns:cx1="http://schemas.microsoft.com/office/drawing/2015/9/8/chartex" xmlns:cx2="http://schemas.microsoft.com/office/drawing/2015/10/21/chartex" xmlns:cx3="http://schemas.microsoft.com/office/drawing/2016/5/9/chartex" xmlns:cx4="http://schemas.microsoft.com/office/drawing/2016/5/10/chartex" xmlns:cx5="http://schemas.microsoft.com/office/drawing/2016/5/11/chartex" xmlns:cx6="http://schemas.microsoft.com/office/drawing/2016/5/12/chartex" xmlns:cx7="http://schemas.microsoft.com/office/drawing/2016/5/13/chartex" xmlns:cx8="http://schemas.microsoft.com/office/drawing/2016/5/14/chartex" xmlns:mc="http://schemas.openxmlformats.org/markup-compatibility/2006" xmlns:aink="http://schemas.microsoft.com/office/drawing/2016/ink" xmlns:am3d="http://schemas.microsoft.com/office/drawing/2017/model3d" xmlns:o="urn:schemas-microsoft-com:office:office" xmlns:oel="http://schemas.microsoft.com/office/2019/extlst" xmlns:r="http://schemas.openxmlformats.org/officeDocument/2006/relationships" xmlns:m="http://schemas.openxmlformats.org/officeDocument/2006/math" xmlns:v="urn:schemas-microsoft-com:vml" xmlns:wp14="http://schemas.microsoft.com/office/word/2010/wordprocessingDrawing" xmlns:wp="http://schemas.openxmlformats.org/drawingml/2006/wordprocessingDrawing" xmlns:w10="urn:schemas-microsoft-com:office:word" xmlns:w="http://schemas.openxmlformats.org/wordprocessingml/2006/main" xmlns:w14="http://schemas.microsoft.com/office/word/2010/wordml" xmlns:w15="http://schemas.microsoft.com/office/word/2012/wordml" xmlns:w16cex="http://schemas.microsoft.com/office/word/2018/wordml/cex" xmlns:w16cid="http://schemas.microsoft.com/office/word/2016/wordml/cid" xmlns:w16="http://schemas.microsoft.com/office/word/2018/wordml" xmlns:w16du="http://schemas.microsoft.com/office/word/2023/wordml/word16du" xmlns:w16sdtdh="http://schemas.microsoft.com/office/word/2020/wordml/sdtdatahash" xmlns:w16sdtfl="http://schemas.microsoft.com/office/word/2024/wordml/sdtformatlock" xmlns:w16se="http://schemas.microsoft.com/office/word/2015/wordml/symex" xmlns:wpg="http://schemas.microsoft.com/office/word/2010/wordprocessingGroup" xmlns:wpi="http://schemas.microsoft.com/office/word/2010/wordprocessingInk" xmlns:wne="http://schemas.microsoft.com/office/word/2006/wordml" xmlns:wps="http://schemas.microsoft.com/office/word/2010/wordprocessingShape" mc:Ignorable="w14 w15 w16se w16cid w16 w16cex w16sdtdh w16sdtfl w16du wp14">
+  <w15:commentEx w15:paraId="79E9592C" w15:done="0"/>
+</w15:commentsEx>
+</file>
+
+<file path=word/commentsIds.xml><?xml version="1.0" encoding="utf-8"?>
+<w16cid:commentsIds xmlns:wpc="http://schemas.microsoft.com/office/word/2010/wordprocessingCanvas" xmlns:cx="http://schemas.microsoft.com/office/drawing/2014/chartex" xmlns:cx1="http://schemas.microsoft.com/office/drawing/2015/9/8/chartex" xmlns:cx2="http://schemas.microsoft.com/office/drawing/2015/10/21/chartex" xmlns:cx3="http://schemas.microsoft.com/office/drawing/2016/5/9/chartex" xmlns:cx4="http://schemas.microsoft.com/office/drawing/2016/5/10/chartex" xmlns:cx5="http://schemas.microsoft.com/office/drawing/2016/5/11/chartex" xmlns:cx6="http://schemas.microsoft.com/office/drawing/2016/5/12/chartex" xmlns:cx7="http://schemas.microsoft.com/office/drawing/2016/5/13/chartex" xmlns:cx8="http://schemas.microsoft.com/office/drawing/2016/5/14/chartex" xmlns:mc="http://schemas.openxmlformats.org/markup-compatibility/2006" xmlns:aink="http://schemas.microsoft.com/office/drawing/2016/ink" xmlns:am3d="http://schemas.microsoft.com/office/drawing/2017/model3d" xmlns:o="urn:schemas-microsoft-com:office:office" xmlns:oel="http://schemas.microsoft.com/office/2019/extlst" xmlns:r="http://schemas.openxmlformats.org/officeDocument/2006/relationships" xmlns:m="http://schemas.openxmlformats.org/officeDocument/2006/math" xmlns:v="urn:schemas-microsoft-com:vml" xmlns:wp14="http://schemas.microsoft.com/office/word/2010/wordprocessingDrawing" xmlns:wp="http://schemas.openxmlformats.org/drawingml/2006/wordprocessingDrawing" xmlns:w10="urn:schemas-microsoft-com:office:word" xmlns:w="http://schemas.openxmlformats.org/wordprocessingml/2006/main" xmlns:w14="http://schemas.microsoft.com/office/word/2010/wordml" xmlns:w15="http://schemas.microsoft.com/office/word/2012/wordml" xmlns:w16cex="http://schemas.microsoft.com/office/word/2018/wordml/cex" xmlns:w16cid="http://schemas.microsoft.com/office/word/2016/wordml/cid" xmlns:w16="http://schemas.microsoft.com/office/word/2018/wordml" xmlns:w16du="http://schemas.microsoft.com/office/word/2023/wordml/word16du" xmlns:w16sdtdh="http://schemas.microsoft.com/office/word/2020/wordml/sdtdatahash" xmlns:w16sdtfl="http://schemas.microsoft.com/office/word/2024/wordml/sdtformatlock" xmlns:w16se="http://schemas.microsoft.com/office/word/2015/wordml/symex" xmlns:wpg="http://schemas.microsoft.com/office/word/2010/wordprocessingGroup" xmlns:wpi="http://schemas.microsoft.com/office/word/2010/wordprocessingInk" xmlns:wne="http://schemas.microsoft.com/office/word/2006/wordml" xmlns:wps="http://schemas.microsoft.com/office/word/2010/wordprocessingShape" mc:Ignorable="w14 w15 w16se w16cid w16 w16cex w16sdtdh w16sdtfl w16du wp14">
+  <w16cid:commentId w16cid:paraId="79E9592C" w16cid:durableId="79E9592C"/>
+</w16cid:commentsIds>
+</file>
+
 <file path=word/endnotes.xml><?xml version="1.0" encoding="utf-8"?>
 <w:endnotes xmlns:wpc="http://schemas.microsoft.com/office/word/2010/wordprocessingCanvas" xmlns:cx="http://schemas.microsoft.com/office/drawing/2014/chartex" xmlns:cx1="http://schemas.microsoft.com/office/drawing/2015/9/8/chartex" xmlns:cx2="http://schemas.microsoft.com/office/drawing/2015/10/21/chartex" xmlns:cx3="http://schemas.microsoft.com/office/drawing/2016/5/9/chartex" xmlns:cx4="http://schemas.microsoft.com/office/drawing/2016/5/10/chartex" xmlns:cx5="http://schemas.microsoft.com/office/drawing/2016/5/11/chartex" xmlns:cx6="http://schemas.microsoft.com/office/drawing/2016/5/12/chartex" xmlns:cx7="http://schemas.microsoft.com/office/drawing/2016/5/13/chartex" xmlns:cx8="http://schemas.microsoft.com/office/drawing/2016/5/14/chartex" xmlns:mc="http://schemas.openxmlformats.org/markup-compatibility/2006" xmlns:aink="http://schemas.microsoft.com/office/drawing/2016/ink" xmlns:am3d="http://schemas.microsoft.com/office/drawing/2017/model3d" xmlns:o="urn:schemas-microsoft-com:office:office" xmlns:oel="http://schemas.microsoft.com/office/2019/extlst" xmlns:r="http://schemas.openxmlformats.org/officeDocument/2006/relationships" xmlns:m="http://schemas.openxmlformats.org/officeDocument/2006/math" xmlns:v="urn:schemas-microsoft-com:vml" xmlns:wp14="http://schemas.microsoft.com/office/word/2010/wordprocessingDrawing" xmlns:wp="http://schemas.openxmlformats.org/drawingml/2006/wordprocessingDrawing" xmlns:w10="urn:schemas-microsoft-com:office:word" xmlns:w="http://schemas.openxmlformats.org/wordprocessingml/2006/main" xmlns:w14="http://schemas.microsoft.com/office/word/2010/wordml" xmlns:w15="http://schemas.microsoft.com/office/word/2012/wordml" xmlns:w16cex="http://schemas.microsoft.com/office/word/2018/wordml/cex" xmlns:w16cid="http://schemas.microsoft.com/office/word/2016/wordml/cid" xmlns:w16="http://schemas.microsoft.com/office/word/2018/wordml" xmlns:w16du="http://schemas.microsoft.com/office/word/2023/wordml/word16du" xmlns:w16sdtdh="http://schemas.microsoft.com/office/word/2020/wordml/sdtdatahash" xmlns:w16sdtfl="http://schemas.microsoft.com/office/word/2024/wordml/sdtformatlock" xmlns:w16se="http://schemas.microsoft.com/office/word/2015/wordml/symex" xmlns:wpg="http://schemas.microsoft.com/office/word/2010/wordprocessingGroup" xmlns:wpi="http://schemas.microsoft.com/office/word/2010/wordprocessingInk" xmlns:wne="http://schemas.microsoft.com/office/word/2006/wordml" xmlns:wps="http://schemas.microsoft.com/office/word/2010/wordprocessingShape" mc:Ignorable="w14 w15 w16se w16cid w16 w16cex w16sdtdh w16sdtfl w16du wp14">
   <w:endnote w:type="separator" w:id="-1">
@@ -1658,19 +1552,22 @@
 </file>
 
 <file path=word/footer1.xml><?xml version="1.0" encoding="utf-8"?>
-<w:ftr xmlns:wpc="http://schemas.microsoft.com/office/word/2010/wordprocessingCanvas" xmlns:cx="http://schemas.microsoft.com/office/drawing/2014/chartex" xmlns:cx1="http://schemas.microsoft.com/office/drawing/2015/9/8/chartex" xmlns:cx2="http://schemas.microsoft.com/office/drawing/2015/10/21/chartex" xmlns:cx3="http://schemas.microsoft.com/office/drawing/2016/5/9/chartex" xmlns:cx4="http://schemas.microsoft.com/office/drawing/2016/5/10/chartex" xmlns:cx5="http://schemas.microsoft.com/office/drawing/2016/5/11/chartex" xmlns:cx6="http://schemas.microsoft.com/office/drawing/2016/5/12/chartex" xmlns:cx7="http://schemas.microsoft.com/office/drawing/2016/5/13/chartex" xmlns:cx8="http://schemas.microsoft.com/office/drawing/2016/5/14/chartex" xmlns:mc="http://schemas.openxmlformats.org/markup-compatibility/2006" xmlns:aink="http://schemas.microsoft.com/office/drawing/2016/ink" xmlns:am3d="http://schemas.microsoft.com/office/drawing/2017/model3d" xmlns:o="urn:schemas-microsoft-com:office:office" xmlns:oel="http://schemas.microsoft.com/office/2019/extlst" xmlns:r="http://schemas.openxmlformats.org/officeDocument/2006/relationships" xmlns:m="http://schemas.openxmlformats.org/officeDocument/2006/math" xmlns:v="urn:schemas-microsoft-com:vml" xmlns:wp14="http://schemas.microsoft.com/office/word/2010/wordprocessingDrawing" xmlns:wp="http://schemas.openxmlformats.org/drawingml/2006/wordprocessingDrawing" xmlns:w10="urn:schemas-microsoft-com:office:word" xmlns:w="http://schemas.openxmlformats.org/wordprocessingml/2006/main" xmlns:w14="http://schemas.microsoft.com/office/word/2010/wordml" xmlns:w15="http://schemas.microsoft.com/office/word/2012/wordml" xmlns:w16cex="http://schemas.microsoft.com/office/word/2018/wordml/cex" xmlns:w16cid="http://schemas.microsoft.com/office/word/2016/wordml/cid" xmlns:w16="http://schemas.microsoft.com/office/word/2018/wordml" xmlns:w16du="http://schemas.microsoft.com/office/word/2023/wordml/word16du" xmlns:w16sdtdh="http://schemas.microsoft.com/office/word/2020/wordml/sdtdatahash" xmlns:w16sdtfl="http://schemas.microsoft.com/office/word/2024/wordml/sdtformatlock" xmlns:w16se="http://schemas.microsoft.com/office/word/2015/wordml/symex" xmlns:wpg="http://schemas.microsoft.com/office/word/2010/wordprocessingGroup" xmlns:wpi="http://schemas.microsoft.com/office/word/2010/wordprocessingInk" xmlns:wne="http://schemas.microsoft.com/office/word/2006/wordml" xmlns:wps="http://schemas.microsoft.com/office/word/2010/wordprocessingShape" mc:Ignorable="w14 w15 w16se w16cid w16 w16cex w16sdtdh w16sdtfl w16du wp14">
+<w:ftr xmlns:m="http://schemas.openxmlformats.org/officeDocument/2006/math" xmlns:mc="http://schemas.openxmlformats.org/markup-compatibility/2006" xmlns:mo="http://schemas.microsoft.com/office/mac/office/2008/main" xmlns:mv="urn:schemas-microsoft-com:mac:vml" xmlns:o="urn:schemas-microsoft-com:office:office" xmlns:r="http://schemas.openxmlformats.org/officeDocument/2006/relationships" xmlns:v="urn:schemas-microsoft-com:vml" xmlns:w10="urn:schemas-microsoft-com:office:word" xmlns:w14="http://schemas.microsoft.com/office/word/2010/wordml" xmlns:w="http://schemas.openxmlformats.org/wordprocessingml/2006/main" xmlns:wne="http://schemas.microsoft.com/office/word/2006/wordml" xmlns:wp14="http://schemas.microsoft.com/office/word/2010/wordprocessingDrawing" xmlns:wp="http://schemas.openxmlformats.org/drawingml/2006/wordprocessingDrawing" xmlns:wpc="http://schemas.microsoft.com/office/word/2010/wordprocessingCanvas" xmlns:wpg="http://schemas.microsoft.com/office/word/2010/wordprocessingGroup" xmlns:wpi="http://schemas.microsoft.com/office/word/2010/wordprocessingInk" xmlns:wps="http://schemas.microsoft.com/office/word/2010/wordprocessingShape" mc:Ignorable="w14 wp14">
   <w:p>
     <w:pPr>
-      <w:spacing w:after="0" w:line="240" w:lineRule="auto"/>
+      <w:spacing w:line="240" w:lineRule="auto" w:before="0" w:after="0"/>
+      <w:jc w:val="left"/>
     </w:pPr>
     <w:r>
       <w:rPr>
+        <w:rFonts w:ascii="Aptos" w:hAnsi="Aptos" w:eastAsia="Aptos" w:cs="Aptos"/>
         <w:sz w:val="18"/>
       </w:rPr>
       <w:t xml:space="preserve">From J.M. Larson and H.L. Stedge, </w:t>
     </w:r>
     <w:r>
       <w:rPr>
+        <w:rFonts w:ascii="Aptos" w:hAnsi="Aptos" w:eastAsia="Aptos" w:cs="Aptos"/>
         <w:i/>
         <w:sz w:val="18"/>
       </w:rPr>
@@ -1678,6 +1575,7 @@
     </w:r>
     <w:r>
       <w:rPr>
+        <w:rFonts w:ascii="Aptos" w:hAnsi="Aptos" w:eastAsia="Aptos" w:cs="Aptos"/>
         <w:sz w:val="18"/>
       </w:rPr>
       <w:t xml:space="preserve"> (Human Kinetics, 2027).</w:t>
@@ -4783,6 +4681,17 @@
     <w:abstractNumId w:val="15"/>
   </w:num>
 </w:numbering>
+</file>
+
+<file path=word/people.xml><?xml version="1.0" encoding="utf-8"?>
+<w15:people xmlns:wpc="http://schemas.microsoft.com/office/word/2010/wordprocessingCanvas" xmlns:cx="http://schemas.microsoft.com/office/drawing/2014/chartex" xmlns:cx1="http://schemas.microsoft.com/office/drawing/2015/9/8/chartex" xmlns:cx2="http://schemas.microsoft.com/office/drawing/2015/10/21/chartex" xmlns:cx3="http://schemas.microsoft.com/office/drawing/2016/5/9/chartex" xmlns:cx4="http://schemas.microsoft.com/office/drawing/2016/5/10/chartex" xmlns:cx5="http://schemas.microsoft.com/office/drawing/2016/5/11/chartex" xmlns:cx6="http://schemas.microsoft.com/office/drawing/2016/5/12/chartex" xmlns:cx7="http://schemas.microsoft.com/office/drawing/2016/5/13/chartex" xmlns:cx8="http://schemas.microsoft.com/office/drawing/2016/5/14/chartex" xmlns:mc="http://schemas.openxmlformats.org/markup-compatibility/2006" xmlns:aink="http://schemas.microsoft.com/office/drawing/2016/ink" xmlns:am3d="http://schemas.microsoft.com/office/drawing/2017/model3d" xmlns:o="urn:schemas-microsoft-com:office:office" xmlns:oel="http://schemas.microsoft.com/office/2019/extlst" xmlns:r="http://schemas.openxmlformats.org/officeDocument/2006/relationships" xmlns:m="http://schemas.openxmlformats.org/officeDocument/2006/math" xmlns:v="urn:schemas-microsoft-com:vml" xmlns:wp14="http://schemas.microsoft.com/office/word/2010/wordprocessingDrawing" xmlns:wp="http://schemas.openxmlformats.org/drawingml/2006/wordprocessingDrawing" xmlns:w10="urn:schemas-microsoft-com:office:word" xmlns:w="http://schemas.openxmlformats.org/wordprocessingml/2006/main" xmlns:w14="http://schemas.microsoft.com/office/word/2010/wordml" xmlns:w15="http://schemas.microsoft.com/office/word/2012/wordml" xmlns:w16cex="http://schemas.microsoft.com/office/word/2018/wordml/cex" xmlns:w16cid="http://schemas.microsoft.com/office/word/2016/wordml/cid" xmlns:w16="http://schemas.microsoft.com/office/word/2018/wordml" xmlns:w16du="http://schemas.microsoft.com/office/word/2023/wordml/word16du" xmlns:w16sdtdh="http://schemas.microsoft.com/office/word/2020/wordml/sdtdatahash" xmlns:w16sdtfl="http://schemas.microsoft.com/office/word/2024/wordml/sdtformatlock" xmlns:w16se="http://schemas.microsoft.com/office/word/2015/wordml/symex" xmlns:wpg="http://schemas.microsoft.com/office/word/2010/wordprocessingGroup" xmlns:wpi="http://schemas.microsoft.com/office/word/2010/wordprocessingInk" xmlns:wne="http://schemas.microsoft.com/office/word/2006/wordml" xmlns:wps="http://schemas.microsoft.com/office/word/2010/wordprocessingShape" mc:Ignorable="w14 w15 w16se w16cid w16 w16cex w16sdtdh w16sdtfl w16du wp14">
+  <w15:person w15:author="Anna Seaman">
+    <w15:presenceInfo w15:providerId="AD" w15:userId="S::AnnaS@hkusa.com::713ab380-bdda-4997-81d0-fa539102c996"/>
+  </w15:person>
+  <w15:person w15:author="ED">
+    <w15:presenceInfo w15:providerId="None" w15:userId="ED"/>
+  </w15:person>
+</w15:people>
 </file>
 
 <file path=word/styles.xml><?xml version="1.0" encoding="utf-8"?>
@@ -5186,7 +5095,7 @@
     <w:name w:val="Normal"/>
     <w:qFormat/>
     <w:rPr>
-      <w:rFonts w:ascii="Aptos" w:eastAsia="Aptos" w:hAnsi="Aptos" w:cs="Aptos"/>
+      <w:rFonts w:ascii="Aptos" w:hAnsi="Aptos" w:eastAsia="Aptos" w:cs="Aptos"/>
     </w:rPr>
   </w:style>
   <w:style w:type="paragraph" w:styleId="Heading1">
@@ -5397,7 +5306,6 @@
   <w:style w:type="character" w:default="1" w:styleId="DefaultParagraphFont">
     <w:name w:val="Default Paragraph Font"/>
     <w:uiPriority w:val="1"/>
-    <w:semiHidden/>
     <w:unhideWhenUsed/>
   </w:style>
   <w:style w:type="table" w:default="1" w:styleId="TableNormal">
